--- a/NguyenNhatQuan_22644951_Lab05_KTTKPM.docx
+++ b/NguyenNhatQuan_22644951_Lab05_KTTKPM.docx
@@ -2738,26 +2738,104 @@
       </w:r>
     </w:p>
     <w:p>
-      <w:pPr>
-        <w:rPr>
-          <w:rFonts w:hint="default" w:ascii="Times New Roman" w:hAnsi="Times New Roman" w:cs="Times New Roman"/>
-          <w:b w:val="0"/>
-          <w:bCs w:val="0"/>
-          <w:sz w:val="28"/>
-          <w:szCs w:val="28"/>
-          <w:lang w:val="en-US"/>
-        </w:rPr>
-      </w:pPr>
-      <w:r>
-        <w:rPr>
-          <w:rFonts w:hint="default" w:ascii="Times New Roman" w:hAnsi="Times New Roman" w:cs="Times New Roman"/>
-          <w:b w:val="0"/>
-          <w:bCs w:val="0"/>
-          <w:sz w:val="28"/>
-          <w:szCs w:val="28"/>
-          <w:lang w:val="en-US"/>
-        </w:rPr>
-        <w:tab/>
+      <w:r>
+        <w:drawing>
+          <wp:inline distT="0" distB="0" distL="114300" distR="114300">
+            <wp:extent cx="5271770" cy="7699375"/>
+            <wp:effectExtent l="0" t="0" r="1270" b="12065"/>
+            <wp:docPr id="17" name="Picture 1"/>
+            <wp:cNvGraphicFramePr>
+              <a:graphicFrameLocks xmlns:a="http://schemas.openxmlformats.org/drawingml/2006/main" noChangeAspect="1"/>
+            </wp:cNvGraphicFramePr>
+            <a:graphic xmlns:a="http://schemas.openxmlformats.org/drawingml/2006/main">
+              <a:graphicData uri="http://schemas.openxmlformats.org/drawingml/2006/picture">
+                <pic:pic xmlns:pic="http://schemas.openxmlformats.org/drawingml/2006/picture">
+                  <pic:nvPicPr>
+                    <pic:cNvPr id="17" name="Picture 1"/>
+                    <pic:cNvPicPr>
+                      <a:picLocks noChangeAspect="1"/>
+                    </pic:cNvPicPr>
+                  </pic:nvPicPr>
+                  <pic:blipFill>
+                    <a:blip r:embed="rId20"/>
+                    <a:stretch>
+                      <a:fillRect/>
+                    </a:stretch>
+                  </pic:blipFill>
+                  <pic:spPr>
+                    <a:xfrm>
+                      <a:off x="0" y="0"/>
+                      <a:ext cx="5271770" cy="7699375"/>
+                    </a:xfrm>
+                    <a:prstGeom prst="rect">
+                      <a:avLst/>
+                    </a:prstGeom>
+                    <a:noFill/>
+                    <a:ln>
+                      <a:noFill/>
+                    </a:ln>
+                  </pic:spPr>
+                </pic:pic>
+              </a:graphicData>
+            </a:graphic>
+          </wp:inline>
+        </w:drawing>
+      </w:r>
+    </w:p>
+    <w:p/>
+    <w:p>
+      <w:pPr>
+        <w:rPr>
+          <w:rFonts w:hint="default" w:ascii="Times New Roman" w:hAnsi="Times New Roman" w:cs="Times New Roman"/>
+          <w:b w:val="0"/>
+          <w:bCs w:val="0"/>
+          <w:sz w:val="28"/>
+          <w:szCs w:val="28"/>
+          <w:lang w:val="en-US"/>
+        </w:rPr>
+      </w:pPr>
+      <w:r>
+        <w:drawing>
+          <wp:inline distT="0" distB="0" distL="114300" distR="114300">
+            <wp:extent cx="4886325" cy="2847975"/>
+            <wp:effectExtent l="0" t="0" r="5715" b="1905"/>
+            <wp:docPr id="45" name="Picture 29"/>
+            <wp:cNvGraphicFramePr>
+              <a:graphicFrameLocks xmlns:a="http://schemas.openxmlformats.org/drawingml/2006/main" noChangeAspect="1"/>
+            </wp:cNvGraphicFramePr>
+            <a:graphic xmlns:a="http://schemas.openxmlformats.org/drawingml/2006/main">
+              <a:graphicData uri="http://schemas.openxmlformats.org/drawingml/2006/picture">
+                <pic:pic xmlns:pic="http://schemas.openxmlformats.org/drawingml/2006/picture">
+                  <pic:nvPicPr>
+                    <pic:cNvPr id="45" name="Picture 29"/>
+                    <pic:cNvPicPr>
+                      <a:picLocks noChangeAspect="1"/>
+                    </pic:cNvPicPr>
+                  </pic:nvPicPr>
+                  <pic:blipFill>
+                    <a:blip r:embed="rId21"/>
+                    <a:stretch>
+                      <a:fillRect/>
+                    </a:stretch>
+                  </pic:blipFill>
+                  <pic:spPr>
+                    <a:xfrm>
+                      <a:off x="0" y="0"/>
+                      <a:ext cx="4886325" cy="2847975"/>
+                    </a:xfrm>
+                    <a:prstGeom prst="rect">
+                      <a:avLst/>
+                    </a:prstGeom>
+                    <a:noFill/>
+                    <a:ln>
+                      <a:noFill/>
+                    </a:ln>
+                  </pic:spPr>
+                </pic:pic>
+              </a:graphicData>
+            </a:graphic>
+          </wp:inline>
+        </w:drawing>
       </w:r>
       <w:r>
         <w:rPr>
@@ -2971,16 +3049,229 @@
         </w:rPr>
         <w:tab/>
       </w:r>
-      <w:r>
-        <w:rPr>
-          <w:rFonts w:hint="default" w:ascii="Times New Roman" w:hAnsi="Times New Roman" w:cs="Times New Roman"/>
-          <w:b w:val="0"/>
-          <w:bCs w:val="0"/>
-          <w:sz w:val="28"/>
-          <w:szCs w:val="28"/>
-          <w:lang w:val="en-US"/>
-        </w:rPr>
-        <w:tab/>
+    </w:p>
+    <w:p>
+      <w:r>
+        <w:drawing>
+          <wp:inline distT="0" distB="0" distL="114300" distR="114300">
+            <wp:extent cx="4581525" cy="8515350"/>
+            <wp:effectExtent l="0" t="0" r="5715" b="3810"/>
+            <wp:docPr id="18" name="Picture 2"/>
+            <wp:cNvGraphicFramePr>
+              <a:graphicFrameLocks xmlns:a="http://schemas.openxmlformats.org/drawingml/2006/main" noChangeAspect="1"/>
+            </wp:cNvGraphicFramePr>
+            <a:graphic xmlns:a="http://schemas.openxmlformats.org/drawingml/2006/main">
+              <a:graphicData uri="http://schemas.openxmlformats.org/drawingml/2006/picture">
+                <pic:pic xmlns:pic="http://schemas.openxmlformats.org/drawingml/2006/picture">
+                  <pic:nvPicPr>
+                    <pic:cNvPr id="18" name="Picture 2"/>
+                    <pic:cNvPicPr>
+                      <a:picLocks noChangeAspect="1"/>
+                    </pic:cNvPicPr>
+                  </pic:nvPicPr>
+                  <pic:blipFill>
+                    <a:blip r:embed="rId22"/>
+                    <a:stretch>
+                      <a:fillRect/>
+                    </a:stretch>
+                  </pic:blipFill>
+                  <pic:spPr>
+                    <a:xfrm>
+                      <a:off x="0" y="0"/>
+                      <a:ext cx="4581525" cy="8515350"/>
+                    </a:xfrm>
+                    <a:prstGeom prst="rect">
+                      <a:avLst/>
+                    </a:prstGeom>
+                    <a:noFill/>
+                    <a:ln>
+                      <a:noFill/>
+                    </a:ln>
+                  </pic:spPr>
+                </pic:pic>
+              </a:graphicData>
+            </a:graphic>
+          </wp:inline>
+        </w:drawing>
+      </w:r>
+    </w:p>
+    <w:p/>
+    <w:p>
+      <w:pPr>
+        <w:rPr>
+          <w:rFonts w:hint="default" w:ascii="Times New Roman" w:hAnsi="Times New Roman" w:cs="Times New Roman"/>
+          <w:b w:val="0"/>
+          <w:bCs w:val="0"/>
+          <w:sz w:val="28"/>
+          <w:szCs w:val="28"/>
+          <w:lang w:val="en-US"/>
+        </w:rPr>
+      </w:pPr>
+      <w:r>
+        <w:drawing>
+          <wp:inline distT="0" distB="0" distL="114300" distR="114300">
+            <wp:extent cx="4933950" cy="8029575"/>
+            <wp:effectExtent l="0" t="0" r="3810" b="1905"/>
+            <wp:docPr id="19" name="Picture 3"/>
+            <wp:cNvGraphicFramePr>
+              <a:graphicFrameLocks xmlns:a="http://schemas.openxmlformats.org/drawingml/2006/main" noChangeAspect="1"/>
+            </wp:cNvGraphicFramePr>
+            <a:graphic xmlns:a="http://schemas.openxmlformats.org/drawingml/2006/main">
+              <a:graphicData uri="http://schemas.openxmlformats.org/drawingml/2006/picture">
+                <pic:pic xmlns:pic="http://schemas.openxmlformats.org/drawingml/2006/picture">
+                  <pic:nvPicPr>
+                    <pic:cNvPr id="19" name="Picture 3"/>
+                    <pic:cNvPicPr>
+                      <a:picLocks noChangeAspect="1"/>
+                    </pic:cNvPicPr>
+                  </pic:nvPicPr>
+                  <pic:blipFill>
+                    <a:blip r:embed="rId23"/>
+                    <a:stretch>
+                      <a:fillRect/>
+                    </a:stretch>
+                  </pic:blipFill>
+                  <pic:spPr>
+                    <a:xfrm>
+                      <a:off x="0" y="0"/>
+                      <a:ext cx="4933950" cy="8029575"/>
+                    </a:xfrm>
+                    <a:prstGeom prst="rect">
+                      <a:avLst/>
+                    </a:prstGeom>
+                    <a:noFill/>
+                    <a:ln>
+                      <a:noFill/>
+                    </a:ln>
+                  </pic:spPr>
+                </pic:pic>
+              </a:graphicData>
+            </a:graphic>
+          </wp:inline>
+        </w:drawing>
+      </w:r>
+      <w:r>
+        <w:rPr>
+          <w:rFonts w:hint="default" w:ascii="Times New Roman" w:hAnsi="Times New Roman" w:cs="Times New Roman"/>
+          <w:b w:val="0"/>
+          <w:bCs w:val="0"/>
+          <w:sz w:val="28"/>
+          <w:szCs w:val="28"/>
+          <w:lang w:val="en-US"/>
+        </w:rPr>
+        <w:tab/>
+      </w:r>
+    </w:p>
+    <w:p>
+      <w:pPr>
+        <w:rPr>
+          <w:rFonts w:hint="default" w:ascii="Times New Roman" w:hAnsi="Times New Roman" w:cs="Times New Roman"/>
+          <w:b w:val="0"/>
+          <w:bCs w:val="0"/>
+          <w:sz w:val="28"/>
+          <w:szCs w:val="28"/>
+          <w:lang w:val="en-US"/>
+        </w:rPr>
+      </w:pPr>
+    </w:p>
+    <w:p>
+      <w:r>
+        <w:drawing>
+          <wp:inline distT="0" distB="0" distL="114300" distR="114300">
+            <wp:extent cx="5271135" cy="2550795"/>
+            <wp:effectExtent l="0" t="0" r="1905" b="9525"/>
+            <wp:docPr id="46" name="Picture 30"/>
+            <wp:cNvGraphicFramePr>
+              <a:graphicFrameLocks xmlns:a="http://schemas.openxmlformats.org/drawingml/2006/main" noChangeAspect="1"/>
+            </wp:cNvGraphicFramePr>
+            <a:graphic xmlns:a="http://schemas.openxmlformats.org/drawingml/2006/main">
+              <a:graphicData uri="http://schemas.openxmlformats.org/drawingml/2006/picture">
+                <pic:pic xmlns:pic="http://schemas.openxmlformats.org/drawingml/2006/picture">
+                  <pic:nvPicPr>
+                    <pic:cNvPr id="46" name="Picture 30"/>
+                    <pic:cNvPicPr>
+                      <a:picLocks noChangeAspect="1"/>
+                    </pic:cNvPicPr>
+                  </pic:nvPicPr>
+                  <pic:blipFill>
+                    <a:blip r:embed="rId24"/>
+                    <a:stretch>
+                      <a:fillRect/>
+                    </a:stretch>
+                  </pic:blipFill>
+                  <pic:spPr>
+                    <a:xfrm>
+                      <a:off x="0" y="0"/>
+                      <a:ext cx="5271135" cy="2550795"/>
+                    </a:xfrm>
+                    <a:prstGeom prst="rect">
+                      <a:avLst/>
+                    </a:prstGeom>
+                    <a:noFill/>
+                    <a:ln>
+                      <a:noFill/>
+                    </a:ln>
+                  </pic:spPr>
+                </pic:pic>
+              </a:graphicData>
+            </a:graphic>
+          </wp:inline>
+        </w:drawing>
+      </w:r>
+    </w:p>
+    <w:p>
+      <w:pPr>
+        <w:rPr>
+          <w:rFonts w:hint="default" w:ascii="Times New Roman" w:hAnsi="Times New Roman" w:cs="Times New Roman"/>
+          <w:b w:val="0"/>
+          <w:bCs w:val="0"/>
+          <w:sz w:val="28"/>
+          <w:szCs w:val="28"/>
+          <w:lang w:val="en-US"/>
+        </w:rPr>
+      </w:pPr>
+      <w:r>
+        <w:drawing>
+          <wp:inline distT="0" distB="0" distL="114300" distR="114300">
+            <wp:extent cx="5273040" cy="799465"/>
+            <wp:effectExtent l="0" t="0" r="0" b="8255"/>
+            <wp:docPr id="47" name="Picture 31"/>
+            <wp:cNvGraphicFramePr>
+              <a:graphicFrameLocks xmlns:a="http://schemas.openxmlformats.org/drawingml/2006/main" noChangeAspect="1"/>
+            </wp:cNvGraphicFramePr>
+            <a:graphic xmlns:a="http://schemas.openxmlformats.org/drawingml/2006/main">
+              <a:graphicData uri="http://schemas.openxmlformats.org/drawingml/2006/picture">
+                <pic:pic xmlns:pic="http://schemas.openxmlformats.org/drawingml/2006/picture">
+                  <pic:nvPicPr>
+                    <pic:cNvPr id="47" name="Picture 31"/>
+                    <pic:cNvPicPr>
+                      <a:picLocks noChangeAspect="1"/>
+                    </pic:cNvPicPr>
+                  </pic:nvPicPr>
+                  <pic:blipFill>
+                    <a:blip r:embed="rId25"/>
+                    <a:stretch>
+                      <a:fillRect/>
+                    </a:stretch>
+                  </pic:blipFill>
+                  <pic:spPr>
+                    <a:xfrm>
+                      <a:off x="0" y="0"/>
+                      <a:ext cx="5273040" cy="799465"/>
+                    </a:xfrm>
+                    <a:prstGeom prst="rect">
+                      <a:avLst/>
+                    </a:prstGeom>
+                    <a:noFill/>
+                    <a:ln>
+                      <a:noFill/>
+                    </a:ln>
+                  </pic:spPr>
+                </pic:pic>
+              </a:graphicData>
+            </a:graphic>
+          </wp:inline>
+        </w:drawing>
       </w:r>
       <w:r>
         <w:rPr>
@@ -3229,48 +3520,195 @@
       </w:r>
     </w:p>
     <w:p>
-      <w:pPr>
-        <w:rPr>
-          <w:rFonts w:hint="default" w:ascii="Times New Roman" w:hAnsi="Times New Roman" w:cs="Times New Roman"/>
-          <w:b w:val="0"/>
-          <w:bCs w:val="0"/>
-          <w:sz w:val="28"/>
-          <w:szCs w:val="28"/>
-          <w:lang w:val="en-US"/>
-        </w:rPr>
-      </w:pPr>
-      <w:r>
-        <w:rPr>
-          <w:rFonts w:hint="default" w:ascii="Times New Roman" w:hAnsi="Times New Roman" w:cs="Times New Roman"/>
-          <w:b w:val="0"/>
-          <w:bCs w:val="0"/>
-          <w:sz w:val="28"/>
-          <w:szCs w:val="28"/>
-          <w:lang w:val="en-US"/>
-        </w:rPr>
-        <w:tab/>
-      </w:r>
-      <w:r>
-        <w:rPr>
-          <w:rFonts w:hint="default" w:ascii="Times New Roman" w:hAnsi="Times New Roman" w:cs="Times New Roman"/>
-          <w:b w:val="0"/>
-          <w:bCs w:val="0"/>
-          <w:sz w:val="28"/>
-          <w:szCs w:val="28"/>
-          <w:lang w:val="en-US"/>
-        </w:rPr>
-        <w:tab/>
-      </w:r>
-      <w:r>
-        <w:rPr>
-          <w:rFonts w:hint="default" w:ascii="Times New Roman" w:hAnsi="Times New Roman" w:cs="Times New Roman"/>
-          <w:b w:val="0"/>
-          <w:bCs w:val="0"/>
-          <w:sz w:val="28"/>
-          <w:szCs w:val="28"/>
-          <w:lang w:val="en-US"/>
-        </w:rPr>
-        <w:tab/>
+      <w:r>
+        <w:drawing>
+          <wp:inline distT="0" distB="0" distL="114300" distR="114300">
+            <wp:extent cx="5274310" cy="5328920"/>
+            <wp:effectExtent l="0" t="0" r="13970" b="5080"/>
+            <wp:docPr id="20" name="Picture 4"/>
+            <wp:cNvGraphicFramePr>
+              <a:graphicFrameLocks xmlns:a="http://schemas.openxmlformats.org/drawingml/2006/main" noChangeAspect="1"/>
+            </wp:cNvGraphicFramePr>
+            <a:graphic xmlns:a="http://schemas.openxmlformats.org/drawingml/2006/main">
+              <a:graphicData uri="http://schemas.openxmlformats.org/drawingml/2006/picture">
+                <pic:pic xmlns:pic="http://schemas.openxmlformats.org/drawingml/2006/picture">
+                  <pic:nvPicPr>
+                    <pic:cNvPr id="20" name="Picture 4"/>
+                    <pic:cNvPicPr>
+                      <a:picLocks noChangeAspect="1"/>
+                    </pic:cNvPicPr>
+                  </pic:nvPicPr>
+                  <pic:blipFill>
+                    <a:blip r:embed="rId26"/>
+                    <a:stretch>
+                      <a:fillRect/>
+                    </a:stretch>
+                  </pic:blipFill>
+                  <pic:spPr>
+                    <a:xfrm>
+                      <a:off x="0" y="0"/>
+                      <a:ext cx="5274310" cy="5328920"/>
+                    </a:xfrm>
+                    <a:prstGeom prst="rect">
+                      <a:avLst/>
+                    </a:prstGeom>
+                    <a:noFill/>
+                    <a:ln>
+                      <a:noFill/>
+                    </a:ln>
+                  </pic:spPr>
+                </pic:pic>
+              </a:graphicData>
+            </a:graphic>
+          </wp:inline>
+        </w:drawing>
+      </w:r>
+    </w:p>
+    <w:p/>
+    <w:p>
+      <w:r>
+        <w:drawing>
+          <wp:inline distT="0" distB="0" distL="114300" distR="114300">
+            <wp:extent cx="5269865" cy="4526280"/>
+            <wp:effectExtent l="0" t="0" r="3175" b="0"/>
+            <wp:docPr id="21" name="Picture 5"/>
+            <wp:cNvGraphicFramePr>
+              <a:graphicFrameLocks xmlns:a="http://schemas.openxmlformats.org/drawingml/2006/main" noChangeAspect="1"/>
+            </wp:cNvGraphicFramePr>
+            <a:graphic xmlns:a="http://schemas.openxmlformats.org/drawingml/2006/main">
+              <a:graphicData uri="http://schemas.openxmlformats.org/drawingml/2006/picture">
+                <pic:pic xmlns:pic="http://schemas.openxmlformats.org/drawingml/2006/picture">
+                  <pic:nvPicPr>
+                    <pic:cNvPr id="21" name="Picture 5"/>
+                    <pic:cNvPicPr>
+                      <a:picLocks noChangeAspect="1"/>
+                    </pic:cNvPicPr>
+                  </pic:nvPicPr>
+                  <pic:blipFill>
+                    <a:blip r:embed="rId27"/>
+                    <a:stretch>
+                      <a:fillRect/>
+                    </a:stretch>
+                  </pic:blipFill>
+                  <pic:spPr>
+                    <a:xfrm>
+                      <a:off x="0" y="0"/>
+                      <a:ext cx="5269865" cy="4526280"/>
+                    </a:xfrm>
+                    <a:prstGeom prst="rect">
+                      <a:avLst/>
+                    </a:prstGeom>
+                    <a:noFill/>
+                    <a:ln>
+                      <a:noFill/>
+                    </a:ln>
+                  </pic:spPr>
+                </pic:pic>
+              </a:graphicData>
+            </a:graphic>
+          </wp:inline>
+        </w:drawing>
+      </w:r>
+    </w:p>
+    <w:p/>
+    <w:p>
+      <w:r>
+        <w:drawing>
+          <wp:inline distT="0" distB="0" distL="114300" distR="114300">
+            <wp:extent cx="5267960" cy="751840"/>
+            <wp:effectExtent l="0" t="0" r="5080" b="10160"/>
+            <wp:docPr id="48" name="Picture 32"/>
+            <wp:cNvGraphicFramePr>
+              <a:graphicFrameLocks xmlns:a="http://schemas.openxmlformats.org/drawingml/2006/main" noChangeAspect="1"/>
+            </wp:cNvGraphicFramePr>
+            <a:graphic xmlns:a="http://schemas.openxmlformats.org/drawingml/2006/main">
+              <a:graphicData uri="http://schemas.openxmlformats.org/drawingml/2006/picture">
+                <pic:pic xmlns:pic="http://schemas.openxmlformats.org/drawingml/2006/picture">
+                  <pic:nvPicPr>
+                    <pic:cNvPr id="48" name="Picture 32"/>
+                    <pic:cNvPicPr>
+                      <a:picLocks noChangeAspect="1"/>
+                    </pic:cNvPicPr>
+                  </pic:nvPicPr>
+                  <pic:blipFill>
+                    <a:blip r:embed="rId28"/>
+                    <a:stretch>
+                      <a:fillRect/>
+                    </a:stretch>
+                  </pic:blipFill>
+                  <pic:spPr>
+                    <a:xfrm>
+                      <a:off x="0" y="0"/>
+                      <a:ext cx="5267960" cy="751840"/>
+                    </a:xfrm>
+                    <a:prstGeom prst="rect">
+                      <a:avLst/>
+                    </a:prstGeom>
+                    <a:noFill/>
+                    <a:ln>
+                      <a:noFill/>
+                    </a:ln>
+                  </pic:spPr>
+                </pic:pic>
+              </a:graphicData>
+            </a:graphic>
+          </wp:inline>
+        </w:drawing>
+      </w:r>
+    </w:p>
+    <w:p>
+      <w:pPr>
+        <w:rPr>
+          <w:rFonts w:hint="default" w:ascii="Times New Roman" w:hAnsi="Times New Roman" w:cs="Times New Roman"/>
+          <w:b w:val="0"/>
+          <w:bCs w:val="0"/>
+          <w:sz w:val="28"/>
+          <w:szCs w:val="28"/>
+          <w:lang w:val="en-US"/>
+        </w:rPr>
+      </w:pPr>
+      <w:r>
+        <w:drawing>
+          <wp:inline distT="0" distB="0" distL="114300" distR="114300">
+            <wp:extent cx="5264785" cy="2016125"/>
+            <wp:effectExtent l="0" t="0" r="8255" b="10795"/>
+            <wp:docPr id="49" name="Picture 33"/>
+            <wp:cNvGraphicFramePr>
+              <a:graphicFrameLocks xmlns:a="http://schemas.openxmlformats.org/drawingml/2006/main" noChangeAspect="1"/>
+            </wp:cNvGraphicFramePr>
+            <a:graphic xmlns:a="http://schemas.openxmlformats.org/drawingml/2006/main">
+              <a:graphicData uri="http://schemas.openxmlformats.org/drawingml/2006/picture">
+                <pic:pic xmlns:pic="http://schemas.openxmlformats.org/drawingml/2006/picture">
+                  <pic:nvPicPr>
+                    <pic:cNvPr id="49" name="Picture 33"/>
+                    <pic:cNvPicPr>
+                      <a:picLocks noChangeAspect="1"/>
+                    </pic:cNvPicPr>
+                  </pic:nvPicPr>
+                  <pic:blipFill>
+                    <a:blip r:embed="rId29"/>
+                    <a:stretch>
+                      <a:fillRect/>
+                    </a:stretch>
+                  </pic:blipFill>
+                  <pic:spPr>
+                    <a:xfrm>
+                      <a:off x="0" y="0"/>
+                      <a:ext cx="5264785" cy="2016125"/>
+                    </a:xfrm>
+                    <a:prstGeom prst="rect">
+                      <a:avLst/>
+                    </a:prstGeom>
+                    <a:noFill/>
+                    <a:ln>
+                      <a:noFill/>
+                    </a:ln>
+                  </pic:spPr>
+                </pic:pic>
+              </a:graphicData>
+            </a:graphic>
+          </wp:inline>
+        </w:drawing>
       </w:r>
       <w:r>
         <w:rPr>
@@ -3486,60 +3924,241 @@
       </w:r>
     </w:p>
     <w:p>
-      <w:pPr>
-        <w:rPr>
-          <w:rFonts w:hint="default" w:ascii="Times New Roman" w:hAnsi="Times New Roman" w:cs="Times New Roman"/>
-          <w:b w:val="0"/>
-          <w:bCs w:val="0"/>
-          <w:sz w:val="28"/>
-          <w:szCs w:val="28"/>
-          <w:lang w:val="en-US"/>
-        </w:rPr>
-      </w:pPr>
-      <w:r>
-        <w:rPr>
-          <w:rFonts w:hint="default" w:ascii="Times New Roman" w:hAnsi="Times New Roman" w:cs="Times New Roman"/>
-          <w:b w:val="0"/>
-          <w:bCs w:val="0"/>
-          <w:sz w:val="28"/>
-          <w:szCs w:val="28"/>
-          <w:lang w:val="en-US"/>
-        </w:rPr>
-        <w:tab/>
-      </w:r>
-      <w:r>
-        <w:rPr>
-          <w:rFonts w:hint="default" w:ascii="Times New Roman" w:hAnsi="Times New Roman" w:cs="Times New Roman"/>
-          <w:b w:val="0"/>
-          <w:bCs w:val="0"/>
-          <w:sz w:val="28"/>
-          <w:szCs w:val="28"/>
-          <w:lang w:val="en-US"/>
-        </w:rPr>
-        <w:tab/>
-      </w:r>
-      <w:r>
-        <w:rPr>
-          <w:rFonts w:hint="default" w:ascii="Times New Roman" w:hAnsi="Times New Roman" w:cs="Times New Roman"/>
-          <w:b w:val="0"/>
-          <w:bCs w:val="0"/>
-          <w:sz w:val="28"/>
-          <w:szCs w:val="28"/>
-          <w:lang w:val="en-US"/>
-        </w:rPr>
-        <w:tab/>
-      </w:r>
-      <w:r>
-        <w:rPr>
-          <w:rFonts w:hint="default" w:ascii="Times New Roman" w:hAnsi="Times New Roman" w:cs="Times New Roman"/>
-          <w:b w:val="0"/>
-          <w:bCs w:val="0"/>
-          <w:sz w:val="28"/>
-          <w:szCs w:val="28"/>
-          <w:lang w:val="en-US"/>
-        </w:rPr>
-        <w:tab/>
-      </w:r>
+      <w:r>
+        <w:drawing>
+          <wp:inline distT="0" distB="0" distL="114300" distR="114300">
+            <wp:extent cx="5269230" cy="6517640"/>
+            <wp:effectExtent l="0" t="0" r="3810" b="5080"/>
+            <wp:docPr id="22" name="Picture 6"/>
+            <wp:cNvGraphicFramePr>
+              <a:graphicFrameLocks xmlns:a="http://schemas.openxmlformats.org/drawingml/2006/main" noChangeAspect="1"/>
+            </wp:cNvGraphicFramePr>
+            <a:graphic xmlns:a="http://schemas.openxmlformats.org/drawingml/2006/main">
+              <a:graphicData uri="http://schemas.openxmlformats.org/drawingml/2006/picture">
+                <pic:pic xmlns:pic="http://schemas.openxmlformats.org/drawingml/2006/picture">
+                  <pic:nvPicPr>
+                    <pic:cNvPr id="22" name="Picture 6"/>
+                    <pic:cNvPicPr>
+                      <a:picLocks noChangeAspect="1"/>
+                    </pic:cNvPicPr>
+                  </pic:nvPicPr>
+                  <pic:blipFill>
+                    <a:blip r:embed="rId30"/>
+                    <a:stretch>
+                      <a:fillRect/>
+                    </a:stretch>
+                  </pic:blipFill>
+                  <pic:spPr>
+                    <a:xfrm>
+                      <a:off x="0" y="0"/>
+                      <a:ext cx="5269230" cy="6517640"/>
+                    </a:xfrm>
+                    <a:prstGeom prst="rect">
+                      <a:avLst/>
+                    </a:prstGeom>
+                    <a:noFill/>
+                    <a:ln>
+                      <a:noFill/>
+                    </a:ln>
+                  </pic:spPr>
+                </pic:pic>
+              </a:graphicData>
+            </a:graphic>
+          </wp:inline>
+        </w:drawing>
+      </w:r>
+    </w:p>
+    <w:p/>
+    <w:p>
+      <w:r>
+        <w:drawing>
+          <wp:inline distT="0" distB="0" distL="114300" distR="114300">
+            <wp:extent cx="4381500" cy="6848475"/>
+            <wp:effectExtent l="0" t="0" r="7620" b="9525"/>
+            <wp:docPr id="23" name="Picture 7"/>
+            <wp:cNvGraphicFramePr>
+              <a:graphicFrameLocks xmlns:a="http://schemas.openxmlformats.org/drawingml/2006/main" noChangeAspect="1"/>
+            </wp:cNvGraphicFramePr>
+            <a:graphic xmlns:a="http://schemas.openxmlformats.org/drawingml/2006/main">
+              <a:graphicData uri="http://schemas.openxmlformats.org/drawingml/2006/picture">
+                <pic:pic xmlns:pic="http://schemas.openxmlformats.org/drawingml/2006/picture">
+                  <pic:nvPicPr>
+                    <pic:cNvPr id="23" name="Picture 7"/>
+                    <pic:cNvPicPr>
+                      <a:picLocks noChangeAspect="1"/>
+                    </pic:cNvPicPr>
+                  </pic:nvPicPr>
+                  <pic:blipFill>
+                    <a:blip r:embed="rId31"/>
+                    <a:stretch>
+                      <a:fillRect/>
+                    </a:stretch>
+                  </pic:blipFill>
+                  <pic:spPr>
+                    <a:xfrm>
+                      <a:off x="0" y="0"/>
+                      <a:ext cx="4381500" cy="6848475"/>
+                    </a:xfrm>
+                    <a:prstGeom prst="rect">
+                      <a:avLst/>
+                    </a:prstGeom>
+                    <a:noFill/>
+                    <a:ln>
+                      <a:noFill/>
+                    </a:ln>
+                  </pic:spPr>
+                </pic:pic>
+              </a:graphicData>
+            </a:graphic>
+          </wp:inline>
+        </w:drawing>
+      </w:r>
+    </w:p>
+    <w:p/>
+    <w:p>
+      <w:r>
+        <w:drawing>
+          <wp:inline distT="0" distB="0" distL="114300" distR="114300">
+            <wp:extent cx="5153025" cy="5057775"/>
+            <wp:effectExtent l="0" t="0" r="13335" b="1905"/>
+            <wp:docPr id="24" name="Picture 8"/>
+            <wp:cNvGraphicFramePr>
+              <a:graphicFrameLocks xmlns:a="http://schemas.openxmlformats.org/drawingml/2006/main" noChangeAspect="1"/>
+            </wp:cNvGraphicFramePr>
+            <a:graphic xmlns:a="http://schemas.openxmlformats.org/drawingml/2006/main">
+              <a:graphicData uri="http://schemas.openxmlformats.org/drawingml/2006/picture">
+                <pic:pic xmlns:pic="http://schemas.openxmlformats.org/drawingml/2006/picture">
+                  <pic:nvPicPr>
+                    <pic:cNvPr id="24" name="Picture 8"/>
+                    <pic:cNvPicPr>
+                      <a:picLocks noChangeAspect="1"/>
+                    </pic:cNvPicPr>
+                  </pic:nvPicPr>
+                  <pic:blipFill>
+                    <a:blip r:embed="rId32"/>
+                    <a:stretch>
+                      <a:fillRect/>
+                    </a:stretch>
+                  </pic:blipFill>
+                  <pic:spPr>
+                    <a:xfrm>
+                      <a:off x="0" y="0"/>
+                      <a:ext cx="5153025" cy="5057775"/>
+                    </a:xfrm>
+                    <a:prstGeom prst="rect">
+                      <a:avLst/>
+                    </a:prstGeom>
+                    <a:noFill/>
+                    <a:ln>
+                      <a:noFill/>
+                    </a:ln>
+                  </pic:spPr>
+                </pic:pic>
+              </a:graphicData>
+            </a:graphic>
+          </wp:inline>
+        </w:drawing>
+      </w:r>
+    </w:p>
+    <w:p/>
+    <w:p>
+      <w:r>
+        <w:drawing>
+          <wp:inline distT="0" distB="0" distL="114300" distR="114300">
+            <wp:extent cx="5269865" cy="7904480"/>
+            <wp:effectExtent l="0" t="0" r="3175" b="5080"/>
+            <wp:docPr id="25" name="Picture 9"/>
+            <wp:cNvGraphicFramePr>
+              <a:graphicFrameLocks xmlns:a="http://schemas.openxmlformats.org/drawingml/2006/main" noChangeAspect="1"/>
+            </wp:cNvGraphicFramePr>
+            <a:graphic xmlns:a="http://schemas.openxmlformats.org/drawingml/2006/main">
+              <a:graphicData uri="http://schemas.openxmlformats.org/drawingml/2006/picture">
+                <pic:pic xmlns:pic="http://schemas.openxmlformats.org/drawingml/2006/picture">
+                  <pic:nvPicPr>
+                    <pic:cNvPr id="25" name="Picture 9"/>
+                    <pic:cNvPicPr>
+                      <a:picLocks noChangeAspect="1"/>
+                    </pic:cNvPicPr>
+                  </pic:nvPicPr>
+                  <pic:blipFill>
+                    <a:blip r:embed="rId33"/>
+                    <a:stretch>
+                      <a:fillRect/>
+                    </a:stretch>
+                  </pic:blipFill>
+                  <pic:spPr>
+                    <a:xfrm>
+                      <a:off x="0" y="0"/>
+                      <a:ext cx="5269865" cy="7904480"/>
+                    </a:xfrm>
+                    <a:prstGeom prst="rect">
+                      <a:avLst/>
+                    </a:prstGeom>
+                    <a:noFill/>
+                    <a:ln>
+                      <a:noFill/>
+                    </a:ln>
+                  </pic:spPr>
+                </pic:pic>
+              </a:graphicData>
+            </a:graphic>
+          </wp:inline>
+        </w:drawing>
+      </w:r>
+    </w:p>
+    <w:p/>
+    <w:p>
+      <w:r>
+        <w:drawing>
+          <wp:inline distT="0" distB="0" distL="114300" distR="114300">
+            <wp:extent cx="5269230" cy="774065"/>
+            <wp:effectExtent l="0" t="0" r="3810" b="3175"/>
+            <wp:docPr id="50" name="Picture 34"/>
+            <wp:cNvGraphicFramePr>
+              <a:graphicFrameLocks xmlns:a="http://schemas.openxmlformats.org/drawingml/2006/main" noChangeAspect="1"/>
+            </wp:cNvGraphicFramePr>
+            <a:graphic xmlns:a="http://schemas.openxmlformats.org/drawingml/2006/main">
+              <a:graphicData uri="http://schemas.openxmlformats.org/drawingml/2006/picture">
+                <pic:pic xmlns:pic="http://schemas.openxmlformats.org/drawingml/2006/picture">
+                  <pic:nvPicPr>
+                    <pic:cNvPr id="50" name="Picture 34"/>
+                    <pic:cNvPicPr>
+                      <a:picLocks noChangeAspect="1"/>
+                    </pic:cNvPicPr>
+                  </pic:nvPicPr>
+                  <pic:blipFill>
+                    <a:blip r:embed="rId34"/>
+                    <a:stretch>
+                      <a:fillRect/>
+                    </a:stretch>
+                  </pic:blipFill>
+                  <pic:spPr>
+                    <a:xfrm>
+                      <a:off x="0" y="0"/>
+                      <a:ext cx="5269230" cy="774065"/>
+                    </a:xfrm>
+                    <a:prstGeom prst="rect">
+                      <a:avLst/>
+                    </a:prstGeom>
+                    <a:noFill/>
+                    <a:ln>
+                      <a:noFill/>
+                    </a:ln>
+                  </pic:spPr>
+                </pic:pic>
+              </a:graphicData>
+            </a:graphic>
+          </wp:inline>
+        </w:drawing>
+      </w:r>
+    </w:p>
+    <w:p>
+      <w:pPr>
+        <w:rPr>
+          <w:rFonts w:hint="default"/>
+          <w:lang w:val="en-US"/>
+        </w:rPr>
+      </w:pPr>
     </w:p>
     <w:p>
       <w:pPr>
@@ -3743,48 +4362,285 @@
       </w:r>
     </w:p>
     <w:p>
-      <w:pPr>
-        <w:rPr>
-          <w:rFonts w:hint="default" w:ascii="Times New Roman" w:hAnsi="Times New Roman" w:cs="Times New Roman"/>
-          <w:b w:val="0"/>
-          <w:bCs w:val="0"/>
-          <w:sz w:val="28"/>
-          <w:szCs w:val="28"/>
-          <w:lang w:val="en-US"/>
-        </w:rPr>
-      </w:pPr>
-      <w:r>
-        <w:rPr>
-          <w:rFonts w:hint="default" w:ascii="Times New Roman" w:hAnsi="Times New Roman" w:cs="Times New Roman"/>
-          <w:b w:val="0"/>
-          <w:bCs w:val="0"/>
-          <w:sz w:val="28"/>
-          <w:szCs w:val="28"/>
-          <w:lang w:val="en-US"/>
-        </w:rPr>
-        <w:tab/>
-      </w:r>
-      <w:r>
-        <w:rPr>
-          <w:rFonts w:hint="default" w:ascii="Times New Roman" w:hAnsi="Times New Roman" w:cs="Times New Roman"/>
-          <w:b w:val="0"/>
-          <w:bCs w:val="0"/>
-          <w:sz w:val="28"/>
-          <w:szCs w:val="28"/>
-          <w:lang w:val="en-US"/>
-        </w:rPr>
-        <w:tab/>
-      </w:r>
-      <w:r>
-        <w:rPr>
-          <w:rFonts w:hint="default" w:ascii="Times New Roman" w:hAnsi="Times New Roman" w:cs="Times New Roman"/>
-          <w:b w:val="0"/>
-          <w:bCs w:val="0"/>
-          <w:sz w:val="28"/>
-          <w:szCs w:val="28"/>
-          <w:lang w:val="en-US"/>
-        </w:rPr>
-        <w:tab/>
+      <w:r>
+        <w:drawing>
+          <wp:inline distT="0" distB="0" distL="114300" distR="114300">
+            <wp:extent cx="4857750" cy="5057775"/>
+            <wp:effectExtent l="0" t="0" r="3810" b="1905"/>
+            <wp:docPr id="26" name="Picture 10"/>
+            <wp:cNvGraphicFramePr>
+              <a:graphicFrameLocks xmlns:a="http://schemas.openxmlformats.org/drawingml/2006/main" noChangeAspect="1"/>
+            </wp:cNvGraphicFramePr>
+            <a:graphic xmlns:a="http://schemas.openxmlformats.org/drawingml/2006/main">
+              <a:graphicData uri="http://schemas.openxmlformats.org/drawingml/2006/picture">
+                <pic:pic xmlns:pic="http://schemas.openxmlformats.org/drawingml/2006/picture">
+                  <pic:nvPicPr>
+                    <pic:cNvPr id="26" name="Picture 10"/>
+                    <pic:cNvPicPr>
+                      <a:picLocks noChangeAspect="1"/>
+                    </pic:cNvPicPr>
+                  </pic:nvPicPr>
+                  <pic:blipFill>
+                    <a:blip r:embed="rId35"/>
+                    <a:stretch>
+                      <a:fillRect/>
+                    </a:stretch>
+                  </pic:blipFill>
+                  <pic:spPr>
+                    <a:xfrm>
+                      <a:off x="0" y="0"/>
+                      <a:ext cx="4857750" cy="5057775"/>
+                    </a:xfrm>
+                    <a:prstGeom prst="rect">
+                      <a:avLst/>
+                    </a:prstGeom>
+                    <a:noFill/>
+                    <a:ln>
+                      <a:noFill/>
+                    </a:ln>
+                  </pic:spPr>
+                </pic:pic>
+              </a:graphicData>
+            </a:graphic>
+          </wp:inline>
+        </w:drawing>
+      </w:r>
+    </w:p>
+    <w:p/>
+    <w:p>
+      <w:r>
+        <w:drawing>
+          <wp:inline distT="0" distB="0" distL="114300" distR="114300">
+            <wp:extent cx="4152900" cy="4972050"/>
+            <wp:effectExtent l="0" t="0" r="7620" b="11430"/>
+            <wp:docPr id="27" name="Picture 11"/>
+            <wp:cNvGraphicFramePr>
+              <a:graphicFrameLocks xmlns:a="http://schemas.openxmlformats.org/drawingml/2006/main" noChangeAspect="1"/>
+            </wp:cNvGraphicFramePr>
+            <a:graphic xmlns:a="http://schemas.openxmlformats.org/drawingml/2006/main">
+              <a:graphicData uri="http://schemas.openxmlformats.org/drawingml/2006/picture">
+                <pic:pic xmlns:pic="http://schemas.openxmlformats.org/drawingml/2006/picture">
+                  <pic:nvPicPr>
+                    <pic:cNvPr id="27" name="Picture 11"/>
+                    <pic:cNvPicPr>
+                      <a:picLocks noChangeAspect="1"/>
+                    </pic:cNvPicPr>
+                  </pic:nvPicPr>
+                  <pic:blipFill>
+                    <a:blip r:embed="rId36"/>
+                    <a:stretch>
+                      <a:fillRect/>
+                    </a:stretch>
+                  </pic:blipFill>
+                  <pic:spPr>
+                    <a:xfrm>
+                      <a:off x="0" y="0"/>
+                      <a:ext cx="4152900" cy="4972050"/>
+                    </a:xfrm>
+                    <a:prstGeom prst="rect">
+                      <a:avLst/>
+                    </a:prstGeom>
+                    <a:noFill/>
+                    <a:ln>
+                      <a:noFill/>
+                    </a:ln>
+                  </pic:spPr>
+                </pic:pic>
+              </a:graphicData>
+            </a:graphic>
+          </wp:inline>
+        </w:drawing>
+      </w:r>
+    </w:p>
+    <w:p/>
+    <w:p>
+      <w:r>
+        <w:drawing>
+          <wp:inline distT="0" distB="0" distL="114300" distR="114300">
+            <wp:extent cx="4400550" cy="3695700"/>
+            <wp:effectExtent l="0" t="0" r="3810" b="7620"/>
+            <wp:docPr id="28" name="Picture 12"/>
+            <wp:cNvGraphicFramePr>
+              <a:graphicFrameLocks xmlns:a="http://schemas.openxmlformats.org/drawingml/2006/main" noChangeAspect="1"/>
+            </wp:cNvGraphicFramePr>
+            <a:graphic xmlns:a="http://schemas.openxmlformats.org/drawingml/2006/main">
+              <a:graphicData uri="http://schemas.openxmlformats.org/drawingml/2006/picture">
+                <pic:pic xmlns:pic="http://schemas.openxmlformats.org/drawingml/2006/picture">
+                  <pic:nvPicPr>
+                    <pic:cNvPr id="28" name="Picture 12"/>
+                    <pic:cNvPicPr>
+                      <a:picLocks noChangeAspect="1"/>
+                    </pic:cNvPicPr>
+                  </pic:nvPicPr>
+                  <pic:blipFill>
+                    <a:blip r:embed="rId37"/>
+                    <a:stretch>
+                      <a:fillRect/>
+                    </a:stretch>
+                  </pic:blipFill>
+                  <pic:spPr>
+                    <a:xfrm>
+                      <a:off x="0" y="0"/>
+                      <a:ext cx="4400550" cy="3695700"/>
+                    </a:xfrm>
+                    <a:prstGeom prst="rect">
+                      <a:avLst/>
+                    </a:prstGeom>
+                    <a:noFill/>
+                    <a:ln>
+                      <a:noFill/>
+                    </a:ln>
+                  </pic:spPr>
+                </pic:pic>
+              </a:graphicData>
+            </a:graphic>
+          </wp:inline>
+        </w:drawing>
+      </w:r>
+    </w:p>
+    <w:p/>
+    <w:p>
+      <w:pPr>
+        <w:rPr>
+          <w:rFonts w:hint="default" w:ascii="Times New Roman" w:hAnsi="Times New Roman" w:cs="Times New Roman"/>
+          <w:b w:val="0"/>
+          <w:bCs w:val="0"/>
+          <w:sz w:val="28"/>
+          <w:szCs w:val="28"/>
+          <w:lang w:val="en-US"/>
+        </w:rPr>
+      </w:pPr>
+      <w:r>
+        <w:drawing>
+          <wp:inline distT="0" distB="0" distL="114300" distR="114300">
+            <wp:extent cx="2200275" cy="1123950"/>
+            <wp:effectExtent l="0" t="0" r="9525" b="3810"/>
+            <wp:docPr id="29" name="Picture 13"/>
+            <wp:cNvGraphicFramePr>
+              <a:graphicFrameLocks xmlns:a="http://schemas.openxmlformats.org/drawingml/2006/main" noChangeAspect="1"/>
+            </wp:cNvGraphicFramePr>
+            <a:graphic xmlns:a="http://schemas.openxmlformats.org/drawingml/2006/main">
+              <a:graphicData uri="http://schemas.openxmlformats.org/drawingml/2006/picture">
+                <pic:pic xmlns:pic="http://schemas.openxmlformats.org/drawingml/2006/picture">
+                  <pic:nvPicPr>
+                    <pic:cNvPr id="29" name="Picture 13"/>
+                    <pic:cNvPicPr>
+                      <a:picLocks noChangeAspect="1"/>
+                    </pic:cNvPicPr>
+                  </pic:nvPicPr>
+                  <pic:blipFill>
+                    <a:blip r:embed="rId38"/>
+                    <a:stretch>
+                      <a:fillRect/>
+                    </a:stretch>
+                  </pic:blipFill>
+                  <pic:spPr>
+                    <a:xfrm>
+                      <a:off x="0" y="0"/>
+                      <a:ext cx="2200275" cy="1123950"/>
+                    </a:xfrm>
+                    <a:prstGeom prst="rect">
+                      <a:avLst/>
+                    </a:prstGeom>
+                    <a:noFill/>
+                    <a:ln>
+                      <a:noFill/>
+                    </a:ln>
+                  </pic:spPr>
+                </pic:pic>
+              </a:graphicData>
+            </a:graphic>
+          </wp:inline>
+        </w:drawing>
+      </w:r>
+      <w:r>
+        <w:rPr>
+          <w:rFonts w:hint="default" w:ascii="Times New Roman" w:hAnsi="Times New Roman" w:cs="Times New Roman"/>
+          <w:b w:val="0"/>
+          <w:bCs w:val="0"/>
+          <w:sz w:val="28"/>
+          <w:szCs w:val="28"/>
+          <w:lang w:val="en-US"/>
+        </w:rPr>
+        <w:tab/>
+      </w:r>
+      <w:r>
+        <w:rPr>
+          <w:rFonts w:hint="default" w:ascii="Times New Roman" w:hAnsi="Times New Roman" w:cs="Times New Roman"/>
+          <w:b w:val="0"/>
+          <w:bCs w:val="0"/>
+          <w:sz w:val="28"/>
+          <w:szCs w:val="28"/>
+          <w:lang w:val="en-US"/>
+        </w:rPr>
+        <w:tab/>
+      </w:r>
+    </w:p>
+    <w:p>
+      <w:pPr>
+        <w:rPr>
+          <w:rFonts w:hint="default" w:ascii="Times New Roman" w:hAnsi="Times New Roman" w:cs="Times New Roman"/>
+          <w:b w:val="0"/>
+          <w:bCs w:val="0"/>
+          <w:sz w:val="28"/>
+          <w:szCs w:val="28"/>
+          <w:lang w:val="en-US"/>
+        </w:rPr>
+      </w:pPr>
+    </w:p>
+    <w:p>
+      <w:pPr>
+        <w:rPr>
+          <w:rFonts w:hint="default" w:ascii="Times New Roman" w:hAnsi="Times New Roman" w:cs="Times New Roman"/>
+          <w:b w:val="0"/>
+          <w:bCs w:val="0"/>
+          <w:sz w:val="28"/>
+          <w:szCs w:val="28"/>
+          <w:lang w:val="en-US"/>
+        </w:rPr>
+      </w:pPr>
+      <w:r>
+        <w:drawing>
+          <wp:inline distT="0" distB="0" distL="114300" distR="114300">
+            <wp:extent cx="5272405" cy="2148840"/>
+            <wp:effectExtent l="0" t="0" r="635" b="0"/>
+            <wp:docPr id="51" name="Picture 35"/>
+            <wp:cNvGraphicFramePr>
+              <a:graphicFrameLocks xmlns:a="http://schemas.openxmlformats.org/drawingml/2006/main" noChangeAspect="1"/>
+            </wp:cNvGraphicFramePr>
+            <a:graphic xmlns:a="http://schemas.openxmlformats.org/drawingml/2006/main">
+              <a:graphicData uri="http://schemas.openxmlformats.org/drawingml/2006/picture">
+                <pic:pic xmlns:pic="http://schemas.openxmlformats.org/drawingml/2006/picture">
+                  <pic:nvPicPr>
+                    <pic:cNvPr id="51" name="Picture 35"/>
+                    <pic:cNvPicPr>
+                      <a:picLocks noChangeAspect="1"/>
+                    </pic:cNvPicPr>
+                  </pic:nvPicPr>
+                  <pic:blipFill>
+                    <a:blip r:embed="rId39"/>
+                    <a:stretch>
+                      <a:fillRect/>
+                    </a:stretch>
+                  </pic:blipFill>
+                  <pic:spPr>
+                    <a:xfrm>
+                      <a:off x="0" y="0"/>
+                      <a:ext cx="5272405" cy="2148840"/>
+                    </a:xfrm>
+                    <a:prstGeom prst="rect">
+                      <a:avLst/>
+                    </a:prstGeom>
+                    <a:noFill/>
+                    <a:ln>
+                      <a:noFill/>
+                    </a:ln>
+                  </pic:spPr>
+                </pic:pic>
+              </a:graphicData>
+            </a:graphic>
+          </wp:inline>
+        </w:drawing>
       </w:r>
       <w:r>
         <w:rPr>
@@ -3987,72 +4843,148 @@
         </w:rPr>
         <w:tab/>
       </w:r>
-      <w:r>
-        <w:rPr>
-          <w:rFonts w:hint="default" w:ascii="Times New Roman" w:hAnsi="Times New Roman" w:cs="Times New Roman"/>
-          <w:b w:val="0"/>
-          <w:bCs w:val="0"/>
-          <w:sz w:val="28"/>
-          <w:szCs w:val="28"/>
-          <w:lang w:val="en-US"/>
-        </w:rPr>
-        <w:tab/>
-      </w:r>
-    </w:p>
-    <w:p>
-      <w:pPr>
-        <w:rPr>
-          <w:rFonts w:hint="default" w:ascii="Times New Roman" w:hAnsi="Times New Roman" w:cs="Times New Roman"/>
-          <w:b w:val="0"/>
-          <w:bCs w:val="0"/>
-          <w:sz w:val="28"/>
-          <w:szCs w:val="28"/>
-          <w:lang w:val="en-US"/>
-        </w:rPr>
-      </w:pPr>
-      <w:r>
-        <w:rPr>
-          <w:rFonts w:hint="default" w:ascii="Times New Roman" w:hAnsi="Times New Roman" w:cs="Times New Roman"/>
-          <w:b w:val="0"/>
-          <w:bCs w:val="0"/>
-          <w:sz w:val="28"/>
-          <w:szCs w:val="28"/>
-          <w:lang w:val="en-US"/>
-        </w:rPr>
-        <w:tab/>
-      </w:r>
-      <w:r>
-        <w:rPr>
-          <w:rFonts w:hint="default" w:ascii="Times New Roman" w:hAnsi="Times New Roman" w:cs="Times New Roman"/>
-          <w:b w:val="0"/>
-          <w:bCs w:val="0"/>
-          <w:sz w:val="28"/>
-          <w:szCs w:val="28"/>
-          <w:lang w:val="en-US"/>
-        </w:rPr>
-        <w:tab/>
-      </w:r>
-      <w:r>
-        <w:rPr>
-          <w:rFonts w:hint="default" w:ascii="Times New Roman" w:hAnsi="Times New Roman" w:cs="Times New Roman"/>
-          <w:b w:val="0"/>
-          <w:bCs w:val="0"/>
-          <w:sz w:val="28"/>
-          <w:szCs w:val="28"/>
-          <w:lang w:val="en-US"/>
-        </w:rPr>
-        <w:tab/>
-      </w:r>
-      <w:r>
-        <w:rPr>
-          <w:rFonts w:hint="default" w:ascii="Times New Roman" w:hAnsi="Times New Roman" w:cs="Times New Roman"/>
-          <w:b w:val="0"/>
-          <w:bCs w:val="0"/>
-          <w:sz w:val="28"/>
-          <w:szCs w:val="28"/>
-          <w:lang w:val="en-US"/>
-        </w:rPr>
-        <w:tab/>
+    </w:p>
+    <w:p>
+      <w:r>
+        <w:drawing>
+          <wp:inline distT="0" distB="0" distL="114300" distR="114300">
+            <wp:extent cx="4638675" cy="7820025"/>
+            <wp:effectExtent l="0" t="0" r="9525" b="13335"/>
+            <wp:docPr id="30" name="Picture 14"/>
+            <wp:cNvGraphicFramePr>
+              <a:graphicFrameLocks xmlns:a="http://schemas.openxmlformats.org/drawingml/2006/main" noChangeAspect="1"/>
+            </wp:cNvGraphicFramePr>
+            <a:graphic xmlns:a="http://schemas.openxmlformats.org/drawingml/2006/main">
+              <a:graphicData uri="http://schemas.openxmlformats.org/drawingml/2006/picture">
+                <pic:pic xmlns:pic="http://schemas.openxmlformats.org/drawingml/2006/picture">
+                  <pic:nvPicPr>
+                    <pic:cNvPr id="30" name="Picture 14"/>
+                    <pic:cNvPicPr>
+                      <a:picLocks noChangeAspect="1"/>
+                    </pic:cNvPicPr>
+                  </pic:nvPicPr>
+                  <pic:blipFill>
+                    <a:blip r:embed="rId40"/>
+                    <a:stretch>
+                      <a:fillRect/>
+                    </a:stretch>
+                  </pic:blipFill>
+                  <pic:spPr>
+                    <a:xfrm>
+                      <a:off x="0" y="0"/>
+                      <a:ext cx="4638675" cy="7820025"/>
+                    </a:xfrm>
+                    <a:prstGeom prst="rect">
+                      <a:avLst/>
+                    </a:prstGeom>
+                    <a:noFill/>
+                    <a:ln>
+                      <a:noFill/>
+                    </a:ln>
+                  </pic:spPr>
+                </pic:pic>
+              </a:graphicData>
+            </a:graphic>
+          </wp:inline>
+        </w:drawing>
+      </w:r>
+    </w:p>
+    <w:p/>
+    <w:p>
+      <w:r>
+        <w:drawing>
+          <wp:inline distT="0" distB="0" distL="114300" distR="114300">
+            <wp:extent cx="4086225" cy="3228975"/>
+            <wp:effectExtent l="0" t="0" r="13335" b="1905"/>
+            <wp:docPr id="31" name="Picture 15"/>
+            <wp:cNvGraphicFramePr>
+              <a:graphicFrameLocks xmlns:a="http://schemas.openxmlformats.org/drawingml/2006/main" noChangeAspect="1"/>
+            </wp:cNvGraphicFramePr>
+            <a:graphic xmlns:a="http://schemas.openxmlformats.org/drawingml/2006/main">
+              <a:graphicData uri="http://schemas.openxmlformats.org/drawingml/2006/picture">
+                <pic:pic xmlns:pic="http://schemas.openxmlformats.org/drawingml/2006/picture">
+                  <pic:nvPicPr>
+                    <pic:cNvPr id="31" name="Picture 15"/>
+                    <pic:cNvPicPr>
+                      <a:picLocks noChangeAspect="1"/>
+                    </pic:cNvPicPr>
+                  </pic:nvPicPr>
+                  <pic:blipFill>
+                    <a:blip r:embed="rId41"/>
+                    <a:stretch>
+                      <a:fillRect/>
+                    </a:stretch>
+                  </pic:blipFill>
+                  <pic:spPr>
+                    <a:xfrm>
+                      <a:off x="0" y="0"/>
+                      <a:ext cx="4086225" cy="3228975"/>
+                    </a:xfrm>
+                    <a:prstGeom prst="rect">
+                      <a:avLst/>
+                    </a:prstGeom>
+                    <a:noFill/>
+                    <a:ln>
+                      <a:noFill/>
+                    </a:ln>
+                  </pic:spPr>
+                </pic:pic>
+              </a:graphicData>
+            </a:graphic>
+          </wp:inline>
+        </w:drawing>
+      </w:r>
+    </w:p>
+    <w:p/>
+    <w:p>
+      <w:pPr>
+        <w:rPr>
+          <w:rFonts w:hint="default"/>
+          <w:lang w:val="en-US"/>
+        </w:rPr>
+      </w:pPr>
+      <w:r>
+        <w:drawing>
+          <wp:inline distT="0" distB="0" distL="114300" distR="114300">
+            <wp:extent cx="5272405" cy="2148840"/>
+            <wp:effectExtent l="0" t="0" r="635" b="0"/>
+            <wp:docPr id="52" name="Picture 36"/>
+            <wp:cNvGraphicFramePr>
+              <a:graphicFrameLocks xmlns:a="http://schemas.openxmlformats.org/drawingml/2006/main" noChangeAspect="1"/>
+            </wp:cNvGraphicFramePr>
+            <a:graphic xmlns:a="http://schemas.openxmlformats.org/drawingml/2006/main">
+              <a:graphicData uri="http://schemas.openxmlformats.org/drawingml/2006/picture">
+                <pic:pic xmlns:pic="http://schemas.openxmlformats.org/drawingml/2006/picture">
+                  <pic:nvPicPr>
+                    <pic:cNvPr id="52" name="Picture 36"/>
+                    <pic:cNvPicPr>
+                      <a:picLocks noChangeAspect="1"/>
+                    </pic:cNvPicPr>
+                  </pic:nvPicPr>
+                  <pic:blipFill>
+                    <a:blip r:embed="rId39"/>
+                    <a:stretch>
+                      <a:fillRect/>
+                    </a:stretch>
+                  </pic:blipFill>
+                  <pic:spPr>
+                    <a:xfrm>
+                      <a:off x="0" y="0"/>
+                      <a:ext cx="5272405" cy="2148840"/>
+                    </a:xfrm>
+                    <a:prstGeom prst="rect">
+                      <a:avLst/>
+                    </a:prstGeom>
+                    <a:noFill/>
+                    <a:ln>
+                      <a:noFill/>
+                    </a:ln>
+                  </pic:spPr>
+                </pic:pic>
+              </a:graphicData>
+            </a:graphic>
+          </wp:inline>
+        </w:drawing>
       </w:r>
     </w:p>
     <w:p>
@@ -4391,59 +5323,180 @@
       </w:r>
     </w:p>
     <w:p>
-      <w:pPr>
-        <w:rPr>
-          <w:rFonts w:hint="default" w:ascii="Times New Roman" w:hAnsi="Times New Roman" w:cs="Times New Roman"/>
-          <w:b w:val="0"/>
-          <w:bCs w:val="0"/>
-          <w:sz w:val="28"/>
-          <w:szCs w:val="28"/>
-          <w:lang w:val="en-US"/>
-        </w:rPr>
-      </w:pPr>
-      <w:r>
-        <w:rPr>
-          <w:rFonts w:hint="default" w:ascii="Times New Roman" w:hAnsi="Times New Roman" w:cs="Times New Roman"/>
-          <w:b w:val="0"/>
-          <w:bCs w:val="0"/>
-          <w:sz w:val="28"/>
-          <w:szCs w:val="28"/>
-          <w:lang w:val="en-US"/>
-        </w:rPr>
-        <w:tab/>
-      </w:r>
-      <w:r>
-        <w:rPr>
-          <w:rFonts w:hint="default" w:ascii="Times New Roman" w:hAnsi="Times New Roman" w:cs="Times New Roman"/>
-          <w:b w:val="0"/>
-          <w:bCs w:val="0"/>
-          <w:sz w:val="28"/>
-          <w:szCs w:val="28"/>
-          <w:lang w:val="en-US"/>
-        </w:rPr>
-        <w:tab/>
-      </w:r>
-      <w:r>
-        <w:rPr>
-          <w:rFonts w:hint="default" w:ascii="Times New Roman" w:hAnsi="Times New Roman" w:cs="Times New Roman"/>
-          <w:b w:val="0"/>
-          <w:bCs w:val="0"/>
-          <w:sz w:val="28"/>
-          <w:szCs w:val="28"/>
-          <w:lang w:val="en-US"/>
-        </w:rPr>
-        <w:tab/>
-      </w:r>
-      <w:r>
-        <w:rPr>
-          <w:rFonts w:hint="default" w:ascii="Times New Roman" w:hAnsi="Times New Roman" w:cs="Times New Roman"/>
-          <w:b w:val="0"/>
-          <w:bCs w:val="0"/>
-          <w:sz w:val="28"/>
-          <w:szCs w:val="28"/>
-          <w:lang w:val="en-US"/>
-        </w:rPr>
-        <w:tab/>
+      <w:r>
+        <w:drawing>
+          <wp:inline distT="0" distB="0" distL="114300" distR="114300">
+            <wp:extent cx="4335780" cy="8858250"/>
+            <wp:effectExtent l="0" t="0" r="7620" b="11430"/>
+            <wp:docPr id="32" name="Picture 16"/>
+            <wp:cNvGraphicFramePr>
+              <a:graphicFrameLocks xmlns:a="http://schemas.openxmlformats.org/drawingml/2006/main" noChangeAspect="1"/>
+            </wp:cNvGraphicFramePr>
+            <a:graphic xmlns:a="http://schemas.openxmlformats.org/drawingml/2006/main">
+              <a:graphicData uri="http://schemas.openxmlformats.org/drawingml/2006/picture">
+                <pic:pic xmlns:pic="http://schemas.openxmlformats.org/drawingml/2006/picture">
+                  <pic:nvPicPr>
+                    <pic:cNvPr id="32" name="Picture 16"/>
+                    <pic:cNvPicPr>
+                      <a:picLocks noChangeAspect="1"/>
+                    </pic:cNvPicPr>
+                  </pic:nvPicPr>
+                  <pic:blipFill>
+                    <a:blip r:embed="rId42"/>
+                    <a:stretch>
+                      <a:fillRect/>
+                    </a:stretch>
+                  </pic:blipFill>
+                  <pic:spPr>
+                    <a:xfrm>
+                      <a:off x="0" y="0"/>
+                      <a:ext cx="4335780" cy="8858250"/>
+                    </a:xfrm>
+                    <a:prstGeom prst="rect">
+                      <a:avLst/>
+                    </a:prstGeom>
+                    <a:noFill/>
+                    <a:ln>
+                      <a:noFill/>
+                    </a:ln>
+                  </pic:spPr>
+                </pic:pic>
+              </a:graphicData>
+            </a:graphic>
+          </wp:inline>
+        </w:drawing>
+      </w:r>
+    </w:p>
+    <w:p>
+      <w:pPr>
+        <w:rPr>
+          <w:rFonts w:hint="default" w:ascii="Times New Roman" w:hAnsi="Times New Roman" w:cs="Times New Roman"/>
+          <w:b w:val="0"/>
+          <w:bCs w:val="0"/>
+          <w:sz w:val="28"/>
+          <w:szCs w:val="28"/>
+          <w:lang w:val="en-US"/>
+        </w:rPr>
+      </w:pPr>
+      <w:r>
+        <w:drawing>
+          <wp:inline distT="0" distB="0" distL="114300" distR="114300">
+            <wp:extent cx="5019675" cy="3457575"/>
+            <wp:effectExtent l="0" t="0" r="9525" b="1905"/>
+            <wp:docPr id="33" name="Picture 17"/>
+            <wp:cNvGraphicFramePr>
+              <a:graphicFrameLocks xmlns:a="http://schemas.openxmlformats.org/drawingml/2006/main" noChangeAspect="1"/>
+            </wp:cNvGraphicFramePr>
+            <a:graphic xmlns:a="http://schemas.openxmlformats.org/drawingml/2006/main">
+              <a:graphicData uri="http://schemas.openxmlformats.org/drawingml/2006/picture">
+                <pic:pic xmlns:pic="http://schemas.openxmlformats.org/drawingml/2006/picture">
+                  <pic:nvPicPr>
+                    <pic:cNvPr id="33" name="Picture 17"/>
+                    <pic:cNvPicPr>
+                      <a:picLocks noChangeAspect="1"/>
+                    </pic:cNvPicPr>
+                  </pic:nvPicPr>
+                  <pic:blipFill>
+                    <a:blip r:embed="rId43"/>
+                    <a:stretch>
+                      <a:fillRect/>
+                    </a:stretch>
+                  </pic:blipFill>
+                  <pic:spPr>
+                    <a:xfrm>
+                      <a:off x="0" y="0"/>
+                      <a:ext cx="5019675" cy="3457575"/>
+                    </a:xfrm>
+                    <a:prstGeom prst="rect">
+                      <a:avLst/>
+                    </a:prstGeom>
+                    <a:noFill/>
+                    <a:ln>
+                      <a:noFill/>
+                    </a:ln>
+                  </pic:spPr>
+                </pic:pic>
+              </a:graphicData>
+            </a:graphic>
+          </wp:inline>
+        </w:drawing>
+      </w:r>
+      <w:r>
+        <w:rPr>
+          <w:rFonts w:hint="default" w:ascii="Times New Roman" w:hAnsi="Times New Roman" w:cs="Times New Roman"/>
+          <w:b w:val="0"/>
+          <w:bCs w:val="0"/>
+          <w:sz w:val="28"/>
+          <w:szCs w:val="28"/>
+          <w:lang w:val="en-US"/>
+        </w:rPr>
+        <w:tab/>
+      </w:r>
+      <w:r>
+        <w:rPr>
+          <w:rFonts w:hint="default" w:ascii="Times New Roman" w:hAnsi="Times New Roman" w:cs="Times New Roman"/>
+          <w:b w:val="0"/>
+          <w:bCs w:val="0"/>
+          <w:sz w:val="28"/>
+          <w:szCs w:val="28"/>
+          <w:lang w:val="en-US"/>
+        </w:rPr>
+        <w:tab/>
+      </w:r>
+    </w:p>
+    <w:p>
+      <w:pPr>
+        <w:rPr>
+          <w:rFonts w:hint="default" w:ascii="Times New Roman" w:hAnsi="Times New Roman" w:cs="Times New Roman"/>
+          <w:b w:val="0"/>
+          <w:bCs w:val="0"/>
+          <w:sz w:val="28"/>
+          <w:szCs w:val="28"/>
+          <w:lang w:val="en-US"/>
+        </w:rPr>
+      </w:pPr>
+      <w:r>
+        <w:drawing>
+          <wp:inline distT="0" distB="0" distL="114300" distR="114300">
+            <wp:extent cx="5273040" cy="1002030"/>
+            <wp:effectExtent l="0" t="0" r="0" b="3810"/>
+            <wp:docPr id="53" name="Picture 37"/>
+            <wp:cNvGraphicFramePr>
+              <a:graphicFrameLocks xmlns:a="http://schemas.openxmlformats.org/drawingml/2006/main" noChangeAspect="1"/>
+            </wp:cNvGraphicFramePr>
+            <a:graphic xmlns:a="http://schemas.openxmlformats.org/drawingml/2006/main">
+              <a:graphicData uri="http://schemas.openxmlformats.org/drawingml/2006/picture">
+                <pic:pic xmlns:pic="http://schemas.openxmlformats.org/drawingml/2006/picture">
+                  <pic:nvPicPr>
+                    <pic:cNvPr id="53" name="Picture 37"/>
+                    <pic:cNvPicPr>
+                      <a:picLocks noChangeAspect="1"/>
+                    </pic:cNvPicPr>
+                  </pic:nvPicPr>
+                  <pic:blipFill>
+                    <a:blip r:embed="rId44"/>
+                    <a:stretch>
+                      <a:fillRect/>
+                    </a:stretch>
+                  </pic:blipFill>
+                  <pic:spPr>
+                    <a:xfrm>
+                      <a:off x="0" y="0"/>
+                      <a:ext cx="5273040" cy="1002030"/>
+                    </a:xfrm>
+                    <a:prstGeom prst="rect">
+                      <a:avLst/>
+                    </a:prstGeom>
+                    <a:noFill/>
+                    <a:ln>
+                      <a:noFill/>
+                    </a:ln>
+                  </pic:spPr>
+                </pic:pic>
+              </a:graphicData>
+            </a:graphic>
+          </wp:inline>
+        </w:drawing>
       </w:r>
     </w:p>
     <w:p>
@@ -4648,60 +5701,352 @@
       </w:r>
     </w:p>
     <w:p>
-      <w:pPr>
-        <w:rPr>
-          <w:rFonts w:hint="default" w:ascii="Times New Roman" w:hAnsi="Times New Roman" w:cs="Times New Roman"/>
-          <w:b w:val="0"/>
-          <w:bCs w:val="0"/>
-          <w:sz w:val="28"/>
-          <w:szCs w:val="28"/>
-          <w:lang w:val="en-US"/>
-        </w:rPr>
-      </w:pPr>
-      <w:r>
-        <w:rPr>
-          <w:rFonts w:hint="default" w:ascii="Times New Roman" w:hAnsi="Times New Roman" w:cs="Times New Roman"/>
-          <w:b w:val="0"/>
-          <w:bCs w:val="0"/>
-          <w:sz w:val="28"/>
-          <w:szCs w:val="28"/>
-          <w:lang w:val="en-US"/>
-        </w:rPr>
-        <w:tab/>
-      </w:r>
-      <w:r>
-        <w:rPr>
-          <w:rFonts w:hint="default" w:ascii="Times New Roman" w:hAnsi="Times New Roman" w:cs="Times New Roman"/>
-          <w:b w:val="0"/>
-          <w:bCs w:val="0"/>
-          <w:sz w:val="28"/>
-          <w:szCs w:val="28"/>
-          <w:lang w:val="en-US"/>
-        </w:rPr>
-        <w:tab/>
-      </w:r>
-      <w:r>
-        <w:rPr>
-          <w:rFonts w:hint="default" w:ascii="Times New Roman" w:hAnsi="Times New Roman" w:cs="Times New Roman"/>
-          <w:b w:val="0"/>
-          <w:bCs w:val="0"/>
-          <w:sz w:val="28"/>
-          <w:szCs w:val="28"/>
-          <w:lang w:val="en-US"/>
-        </w:rPr>
-        <w:tab/>
-      </w:r>
-      <w:r>
-        <w:rPr>
-          <w:rFonts w:hint="default" w:ascii="Times New Roman" w:hAnsi="Times New Roman" w:cs="Times New Roman"/>
-          <w:b w:val="0"/>
-          <w:bCs w:val="0"/>
-          <w:sz w:val="28"/>
-          <w:szCs w:val="28"/>
-          <w:lang w:val="en-US"/>
-        </w:rPr>
-        <w:tab/>
-      </w:r>
+      <w:r>
+        <w:drawing>
+          <wp:inline distT="0" distB="0" distL="114300" distR="114300">
+            <wp:extent cx="5269230" cy="6951345"/>
+            <wp:effectExtent l="0" t="0" r="3810" b="13335"/>
+            <wp:docPr id="34" name="Picture 18"/>
+            <wp:cNvGraphicFramePr>
+              <a:graphicFrameLocks xmlns:a="http://schemas.openxmlformats.org/drawingml/2006/main" noChangeAspect="1"/>
+            </wp:cNvGraphicFramePr>
+            <a:graphic xmlns:a="http://schemas.openxmlformats.org/drawingml/2006/main">
+              <a:graphicData uri="http://schemas.openxmlformats.org/drawingml/2006/picture">
+                <pic:pic xmlns:pic="http://schemas.openxmlformats.org/drawingml/2006/picture">
+                  <pic:nvPicPr>
+                    <pic:cNvPr id="34" name="Picture 18"/>
+                    <pic:cNvPicPr>
+                      <a:picLocks noChangeAspect="1"/>
+                    </pic:cNvPicPr>
+                  </pic:nvPicPr>
+                  <pic:blipFill>
+                    <a:blip r:embed="rId45"/>
+                    <a:stretch>
+                      <a:fillRect/>
+                    </a:stretch>
+                  </pic:blipFill>
+                  <pic:spPr>
+                    <a:xfrm>
+                      <a:off x="0" y="0"/>
+                      <a:ext cx="5269230" cy="6951345"/>
+                    </a:xfrm>
+                    <a:prstGeom prst="rect">
+                      <a:avLst/>
+                    </a:prstGeom>
+                    <a:noFill/>
+                    <a:ln>
+                      <a:noFill/>
+                    </a:ln>
+                  </pic:spPr>
+                </pic:pic>
+              </a:graphicData>
+            </a:graphic>
+          </wp:inline>
+        </w:drawing>
+      </w:r>
+    </w:p>
+    <w:p>
+      <w:r>
+        <w:drawing>
+          <wp:inline distT="0" distB="0" distL="114300" distR="114300">
+            <wp:extent cx="4476750" cy="7877175"/>
+            <wp:effectExtent l="0" t="0" r="3810" b="1905"/>
+            <wp:docPr id="35" name="Picture 19"/>
+            <wp:cNvGraphicFramePr>
+              <a:graphicFrameLocks xmlns:a="http://schemas.openxmlformats.org/drawingml/2006/main" noChangeAspect="1"/>
+            </wp:cNvGraphicFramePr>
+            <a:graphic xmlns:a="http://schemas.openxmlformats.org/drawingml/2006/main">
+              <a:graphicData uri="http://schemas.openxmlformats.org/drawingml/2006/picture">
+                <pic:pic xmlns:pic="http://schemas.openxmlformats.org/drawingml/2006/picture">
+                  <pic:nvPicPr>
+                    <pic:cNvPr id="35" name="Picture 19"/>
+                    <pic:cNvPicPr>
+                      <a:picLocks noChangeAspect="1"/>
+                    </pic:cNvPicPr>
+                  </pic:nvPicPr>
+                  <pic:blipFill>
+                    <a:blip r:embed="rId46"/>
+                    <a:stretch>
+                      <a:fillRect/>
+                    </a:stretch>
+                  </pic:blipFill>
+                  <pic:spPr>
+                    <a:xfrm>
+                      <a:off x="0" y="0"/>
+                      <a:ext cx="4476750" cy="7877175"/>
+                    </a:xfrm>
+                    <a:prstGeom prst="rect">
+                      <a:avLst/>
+                    </a:prstGeom>
+                    <a:noFill/>
+                    <a:ln>
+                      <a:noFill/>
+                    </a:ln>
+                  </pic:spPr>
+                </pic:pic>
+              </a:graphicData>
+            </a:graphic>
+          </wp:inline>
+        </w:drawing>
+      </w:r>
+    </w:p>
+    <w:p>
+      <w:r>
+        <w:drawing>
+          <wp:inline distT="0" distB="0" distL="114300" distR="114300">
+            <wp:extent cx="4048125" cy="3638550"/>
+            <wp:effectExtent l="0" t="0" r="5715" b="3810"/>
+            <wp:docPr id="36" name="Picture 20"/>
+            <wp:cNvGraphicFramePr>
+              <a:graphicFrameLocks xmlns:a="http://schemas.openxmlformats.org/drawingml/2006/main" noChangeAspect="1"/>
+            </wp:cNvGraphicFramePr>
+            <a:graphic xmlns:a="http://schemas.openxmlformats.org/drawingml/2006/main">
+              <a:graphicData uri="http://schemas.openxmlformats.org/drawingml/2006/picture">
+                <pic:pic xmlns:pic="http://schemas.openxmlformats.org/drawingml/2006/picture">
+                  <pic:nvPicPr>
+                    <pic:cNvPr id="36" name="Picture 20"/>
+                    <pic:cNvPicPr>
+                      <a:picLocks noChangeAspect="1"/>
+                    </pic:cNvPicPr>
+                  </pic:nvPicPr>
+                  <pic:blipFill>
+                    <a:blip r:embed="rId47"/>
+                    <a:stretch>
+                      <a:fillRect/>
+                    </a:stretch>
+                  </pic:blipFill>
+                  <pic:spPr>
+                    <a:xfrm>
+                      <a:off x="0" y="0"/>
+                      <a:ext cx="4048125" cy="3638550"/>
+                    </a:xfrm>
+                    <a:prstGeom prst="rect">
+                      <a:avLst/>
+                    </a:prstGeom>
+                    <a:noFill/>
+                    <a:ln>
+                      <a:noFill/>
+                    </a:ln>
+                  </pic:spPr>
+                </pic:pic>
+              </a:graphicData>
+            </a:graphic>
+          </wp:inline>
+        </w:drawing>
+      </w:r>
+    </w:p>
+    <w:p>
+      <w:pPr>
+        <w:rPr>
+          <w:rFonts w:hint="default" w:ascii="Times New Roman" w:hAnsi="Times New Roman" w:cs="Times New Roman"/>
+          <w:b w:val="0"/>
+          <w:bCs w:val="0"/>
+          <w:sz w:val="28"/>
+          <w:szCs w:val="28"/>
+          <w:lang w:val="en-US"/>
+        </w:rPr>
+      </w:pPr>
+    </w:p>
+    <w:p>
+      <w:r>
+        <w:drawing>
+          <wp:inline distT="0" distB="0" distL="114300" distR="114300">
+            <wp:extent cx="5270500" cy="984885"/>
+            <wp:effectExtent l="0" t="0" r="2540" b="5715"/>
+            <wp:docPr id="54" name="Picture 38"/>
+            <wp:cNvGraphicFramePr>
+              <a:graphicFrameLocks xmlns:a="http://schemas.openxmlformats.org/drawingml/2006/main" noChangeAspect="1"/>
+            </wp:cNvGraphicFramePr>
+            <a:graphic xmlns:a="http://schemas.openxmlformats.org/drawingml/2006/main">
+              <a:graphicData uri="http://schemas.openxmlformats.org/drawingml/2006/picture">
+                <pic:pic xmlns:pic="http://schemas.openxmlformats.org/drawingml/2006/picture">
+                  <pic:nvPicPr>
+                    <pic:cNvPr id="54" name="Picture 38"/>
+                    <pic:cNvPicPr>
+                      <a:picLocks noChangeAspect="1"/>
+                    </pic:cNvPicPr>
+                  </pic:nvPicPr>
+                  <pic:blipFill>
+                    <a:blip r:embed="rId48"/>
+                    <a:stretch>
+                      <a:fillRect/>
+                    </a:stretch>
+                  </pic:blipFill>
+                  <pic:spPr>
+                    <a:xfrm>
+                      <a:off x="0" y="0"/>
+                      <a:ext cx="5270500" cy="984885"/>
+                    </a:xfrm>
+                    <a:prstGeom prst="rect">
+                      <a:avLst/>
+                    </a:prstGeom>
+                    <a:noFill/>
+                    <a:ln>
+                      <a:noFill/>
+                    </a:ln>
+                  </pic:spPr>
+                </pic:pic>
+              </a:graphicData>
+            </a:graphic>
+          </wp:inline>
+        </w:drawing>
+      </w:r>
+    </w:p>
+    <w:p/>
+    <w:p>
+      <w:r>
+        <w:drawing>
+          <wp:inline distT="0" distB="0" distL="114300" distR="114300">
+            <wp:extent cx="5267325" cy="3831590"/>
+            <wp:effectExtent l="0" t="0" r="5715" b="8890"/>
+            <wp:docPr id="55" name="Picture 39"/>
+            <wp:cNvGraphicFramePr>
+              <a:graphicFrameLocks xmlns:a="http://schemas.openxmlformats.org/drawingml/2006/main" noChangeAspect="1"/>
+            </wp:cNvGraphicFramePr>
+            <a:graphic xmlns:a="http://schemas.openxmlformats.org/drawingml/2006/main">
+              <a:graphicData uri="http://schemas.openxmlformats.org/drawingml/2006/picture">
+                <pic:pic xmlns:pic="http://schemas.openxmlformats.org/drawingml/2006/picture">
+                  <pic:nvPicPr>
+                    <pic:cNvPr id="55" name="Picture 39"/>
+                    <pic:cNvPicPr>
+                      <a:picLocks noChangeAspect="1"/>
+                    </pic:cNvPicPr>
+                  </pic:nvPicPr>
+                  <pic:blipFill>
+                    <a:blip r:embed="rId49"/>
+                    <a:stretch>
+                      <a:fillRect/>
+                    </a:stretch>
+                  </pic:blipFill>
+                  <pic:spPr>
+                    <a:xfrm>
+                      <a:off x="0" y="0"/>
+                      <a:ext cx="5267325" cy="3831590"/>
+                    </a:xfrm>
+                    <a:prstGeom prst="rect">
+                      <a:avLst/>
+                    </a:prstGeom>
+                    <a:noFill/>
+                    <a:ln>
+                      <a:noFill/>
+                    </a:ln>
+                  </pic:spPr>
+                </pic:pic>
+              </a:graphicData>
+            </a:graphic>
+          </wp:inline>
+        </w:drawing>
+      </w:r>
+    </w:p>
+    <w:p/>
+    <w:p>
+      <w:r>
+        <w:drawing>
+          <wp:inline distT="0" distB="0" distL="114300" distR="114300">
+            <wp:extent cx="5271770" cy="3413125"/>
+            <wp:effectExtent l="0" t="0" r="1270" b="635"/>
+            <wp:docPr id="56" name="Picture 40"/>
+            <wp:cNvGraphicFramePr>
+              <a:graphicFrameLocks xmlns:a="http://schemas.openxmlformats.org/drawingml/2006/main" noChangeAspect="1"/>
+            </wp:cNvGraphicFramePr>
+            <a:graphic xmlns:a="http://schemas.openxmlformats.org/drawingml/2006/main">
+              <a:graphicData uri="http://schemas.openxmlformats.org/drawingml/2006/picture">
+                <pic:pic xmlns:pic="http://schemas.openxmlformats.org/drawingml/2006/picture">
+                  <pic:nvPicPr>
+                    <pic:cNvPr id="56" name="Picture 40"/>
+                    <pic:cNvPicPr>
+                      <a:picLocks noChangeAspect="1"/>
+                    </pic:cNvPicPr>
+                  </pic:nvPicPr>
+                  <pic:blipFill>
+                    <a:blip r:embed="rId50"/>
+                    <a:stretch>
+                      <a:fillRect/>
+                    </a:stretch>
+                  </pic:blipFill>
+                  <pic:spPr>
+                    <a:xfrm>
+                      <a:off x="0" y="0"/>
+                      <a:ext cx="5271770" cy="3413125"/>
+                    </a:xfrm>
+                    <a:prstGeom prst="rect">
+                      <a:avLst/>
+                    </a:prstGeom>
+                    <a:noFill/>
+                    <a:ln>
+                      <a:noFill/>
+                    </a:ln>
+                  </pic:spPr>
+                </pic:pic>
+              </a:graphicData>
+            </a:graphic>
+          </wp:inline>
+        </w:drawing>
+      </w:r>
+    </w:p>
+    <w:p/>
+    <w:p>
+      <w:pPr>
+        <w:rPr>
+          <w:rFonts w:hint="default"/>
+          <w:lang w:val="en-US"/>
+        </w:rPr>
+      </w:pPr>
+      <w:r>
+        <w:drawing>
+          <wp:inline distT="0" distB="0" distL="114300" distR="114300">
+            <wp:extent cx="5266690" cy="3417570"/>
+            <wp:effectExtent l="0" t="0" r="6350" b="11430"/>
+            <wp:docPr id="57" name="Picture 41"/>
+            <wp:cNvGraphicFramePr>
+              <a:graphicFrameLocks xmlns:a="http://schemas.openxmlformats.org/drawingml/2006/main" noChangeAspect="1"/>
+            </wp:cNvGraphicFramePr>
+            <a:graphic xmlns:a="http://schemas.openxmlformats.org/drawingml/2006/main">
+              <a:graphicData uri="http://schemas.openxmlformats.org/drawingml/2006/picture">
+                <pic:pic xmlns:pic="http://schemas.openxmlformats.org/drawingml/2006/picture">
+                  <pic:nvPicPr>
+                    <pic:cNvPr id="57" name="Picture 41"/>
+                    <pic:cNvPicPr>
+                      <a:picLocks noChangeAspect="1"/>
+                    </pic:cNvPicPr>
+                  </pic:nvPicPr>
+                  <pic:blipFill>
+                    <a:blip r:embed="rId51"/>
+                    <a:stretch>
+                      <a:fillRect/>
+                    </a:stretch>
+                  </pic:blipFill>
+                  <pic:spPr>
+                    <a:xfrm>
+                      <a:off x="0" y="0"/>
+                      <a:ext cx="5266690" cy="3417570"/>
+                    </a:xfrm>
+                    <a:prstGeom prst="rect">
+                      <a:avLst/>
+                    </a:prstGeom>
+                    <a:noFill/>
+                    <a:ln>
+                      <a:noFill/>
+                    </a:ln>
+                  </pic:spPr>
+                </pic:pic>
+              </a:graphicData>
+            </a:graphic>
+          </wp:inline>
+        </w:drawing>
+      </w:r>
+    </w:p>
+    <w:p>
+      <w:pPr>
+        <w:rPr>
+          <w:rFonts w:hint="default" w:ascii="Times New Roman" w:hAnsi="Times New Roman" w:cs="Times New Roman"/>
+          <w:b w:val="0"/>
+          <w:bCs w:val="0"/>
+          <w:sz w:val="28"/>
+          <w:szCs w:val="28"/>
+          <w:lang w:val="en-US"/>
+        </w:rPr>
+      </w:pPr>
     </w:p>
     <w:p>
       <w:pPr>
@@ -4905,59 +6250,238 @@
       </w:r>
     </w:p>
     <w:p>
-      <w:pPr>
-        <w:rPr>
-          <w:rFonts w:hint="default" w:ascii="Times New Roman" w:hAnsi="Times New Roman" w:cs="Times New Roman"/>
-          <w:b w:val="0"/>
-          <w:bCs w:val="0"/>
-          <w:sz w:val="28"/>
-          <w:szCs w:val="28"/>
-          <w:lang w:val="en-US"/>
-        </w:rPr>
-      </w:pPr>
-      <w:r>
-        <w:rPr>
-          <w:rFonts w:hint="default" w:ascii="Times New Roman" w:hAnsi="Times New Roman" w:cs="Times New Roman"/>
-          <w:b w:val="0"/>
-          <w:bCs w:val="0"/>
-          <w:sz w:val="28"/>
-          <w:szCs w:val="28"/>
-          <w:lang w:val="en-US"/>
-        </w:rPr>
-        <w:tab/>
-      </w:r>
-      <w:r>
-        <w:rPr>
-          <w:rFonts w:hint="default" w:ascii="Times New Roman" w:hAnsi="Times New Roman" w:cs="Times New Roman"/>
-          <w:b w:val="0"/>
-          <w:bCs w:val="0"/>
-          <w:sz w:val="28"/>
-          <w:szCs w:val="28"/>
-          <w:lang w:val="en-US"/>
-        </w:rPr>
-        <w:tab/>
-      </w:r>
-      <w:r>
-        <w:rPr>
-          <w:rFonts w:hint="default" w:ascii="Times New Roman" w:hAnsi="Times New Roman" w:cs="Times New Roman"/>
-          <w:b w:val="0"/>
-          <w:bCs w:val="0"/>
-          <w:sz w:val="28"/>
-          <w:szCs w:val="28"/>
-          <w:lang w:val="en-US"/>
-        </w:rPr>
-        <w:tab/>
-      </w:r>
-      <w:r>
-        <w:rPr>
-          <w:rFonts w:hint="default" w:ascii="Times New Roman" w:hAnsi="Times New Roman" w:cs="Times New Roman"/>
-          <w:b w:val="0"/>
-          <w:bCs w:val="0"/>
-          <w:sz w:val="28"/>
-          <w:szCs w:val="28"/>
-          <w:lang w:val="en-US"/>
-        </w:rPr>
-        <w:tab/>
+      <w:r>
+        <w:drawing>
+          <wp:inline distT="0" distB="0" distL="114300" distR="114300">
+            <wp:extent cx="4381500" cy="7181850"/>
+            <wp:effectExtent l="0" t="0" r="7620" b="11430"/>
+            <wp:docPr id="37" name="Picture 21"/>
+            <wp:cNvGraphicFramePr>
+              <a:graphicFrameLocks xmlns:a="http://schemas.openxmlformats.org/drawingml/2006/main" noChangeAspect="1"/>
+            </wp:cNvGraphicFramePr>
+            <a:graphic xmlns:a="http://schemas.openxmlformats.org/drawingml/2006/main">
+              <a:graphicData uri="http://schemas.openxmlformats.org/drawingml/2006/picture">
+                <pic:pic xmlns:pic="http://schemas.openxmlformats.org/drawingml/2006/picture">
+                  <pic:nvPicPr>
+                    <pic:cNvPr id="37" name="Picture 21"/>
+                    <pic:cNvPicPr>
+                      <a:picLocks noChangeAspect="1"/>
+                    </pic:cNvPicPr>
+                  </pic:nvPicPr>
+                  <pic:blipFill>
+                    <a:blip r:embed="rId52"/>
+                    <a:stretch>
+                      <a:fillRect/>
+                    </a:stretch>
+                  </pic:blipFill>
+                  <pic:spPr>
+                    <a:xfrm>
+                      <a:off x="0" y="0"/>
+                      <a:ext cx="4381500" cy="7181850"/>
+                    </a:xfrm>
+                    <a:prstGeom prst="rect">
+                      <a:avLst/>
+                    </a:prstGeom>
+                    <a:noFill/>
+                    <a:ln>
+                      <a:noFill/>
+                    </a:ln>
+                  </pic:spPr>
+                </pic:pic>
+              </a:graphicData>
+            </a:graphic>
+          </wp:inline>
+        </w:drawing>
+      </w:r>
+    </w:p>
+    <w:p/>
+    <w:p>
+      <w:r>
+        <w:drawing>
+          <wp:inline distT="0" distB="0" distL="114300" distR="114300">
+            <wp:extent cx="3838575" cy="5572125"/>
+            <wp:effectExtent l="0" t="0" r="1905" b="5715"/>
+            <wp:docPr id="38" name="Picture 22"/>
+            <wp:cNvGraphicFramePr>
+              <a:graphicFrameLocks xmlns:a="http://schemas.openxmlformats.org/drawingml/2006/main" noChangeAspect="1"/>
+            </wp:cNvGraphicFramePr>
+            <a:graphic xmlns:a="http://schemas.openxmlformats.org/drawingml/2006/main">
+              <a:graphicData uri="http://schemas.openxmlformats.org/drawingml/2006/picture">
+                <pic:pic xmlns:pic="http://schemas.openxmlformats.org/drawingml/2006/picture">
+                  <pic:nvPicPr>
+                    <pic:cNvPr id="38" name="Picture 22"/>
+                    <pic:cNvPicPr>
+                      <a:picLocks noChangeAspect="1"/>
+                    </pic:cNvPicPr>
+                  </pic:nvPicPr>
+                  <pic:blipFill>
+                    <a:blip r:embed="rId53"/>
+                    <a:stretch>
+                      <a:fillRect/>
+                    </a:stretch>
+                  </pic:blipFill>
+                  <pic:spPr>
+                    <a:xfrm>
+                      <a:off x="0" y="0"/>
+                      <a:ext cx="3838575" cy="5572125"/>
+                    </a:xfrm>
+                    <a:prstGeom prst="rect">
+                      <a:avLst/>
+                    </a:prstGeom>
+                    <a:noFill/>
+                    <a:ln>
+                      <a:noFill/>
+                    </a:ln>
+                  </pic:spPr>
+                </pic:pic>
+              </a:graphicData>
+            </a:graphic>
+          </wp:inline>
+        </w:drawing>
+      </w:r>
+    </w:p>
+    <w:p/>
+    <w:p>
+      <w:r>
+        <w:drawing>
+          <wp:inline distT="0" distB="0" distL="114300" distR="114300">
+            <wp:extent cx="5267960" cy="7494905"/>
+            <wp:effectExtent l="0" t="0" r="5080" b="3175"/>
+            <wp:docPr id="39" name="Picture 23"/>
+            <wp:cNvGraphicFramePr>
+              <a:graphicFrameLocks xmlns:a="http://schemas.openxmlformats.org/drawingml/2006/main" noChangeAspect="1"/>
+            </wp:cNvGraphicFramePr>
+            <a:graphic xmlns:a="http://schemas.openxmlformats.org/drawingml/2006/main">
+              <a:graphicData uri="http://schemas.openxmlformats.org/drawingml/2006/picture">
+                <pic:pic xmlns:pic="http://schemas.openxmlformats.org/drawingml/2006/picture">
+                  <pic:nvPicPr>
+                    <pic:cNvPr id="39" name="Picture 23"/>
+                    <pic:cNvPicPr>
+                      <a:picLocks noChangeAspect="1"/>
+                    </pic:cNvPicPr>
+                  </pic:nvPicPr>
+                  <pic:blipFill>
+                    <a:blip r:embed="rId54"/>
+                    <a:stretch>
+                      <a:fillRect/>
+                    </a:stretch>
+                  </pic:blipFill>
+                  <pic:spPr>
+                    <a:xfrm>
+                      <a:off x="0" y="0"/>
+                      <a:ext cx="5267960" cy="7494905"/>
+                    </a:xfrm>
+                    <a:prstGeom prst="rect">
+                      <a:avLst/>
+                    </a:prstGeom>
+                    <a:noFill/>
+                    <a:ln>
+                      <a:noFill/>
+                    </a:ln>
+                  </pic:spPr>
+                </pic:pic>
+              </a:graphicData>
+            </a:graphic>
+          </wp:inline>
+        </w:drawing>
+      </w:r>
+    </w:p>
+    <w:p/>
+    <w:p>
+      <w:r>
+        <w:drawing>
+          <wp:inline distT="0" distB="0" distL="114300" distR="114300">
+            <wp:extent cx="3676650" cy="8477250"/>
+            <wp:effectExtent l="0" t="0" r="11430" b="11430"/>
+            <wp:docPr id="40" name="Picture 24"/>
+            <wp:cNvGraphicFramePr>
+              <a:graphicFrameLocks xmlns:a="http://schemas.openxmlformats.org/drawingml/2006/main" noChangeAspect="1"/>
+            </wp:cNvGraphicFramePr>
+            <a:graphic xmlns:a="http://schemas.openxmlformats.org/drawingml/2006/main">
+              <a:graphicData uri="http://schemas.openxmlformats.org/drawingml/2006/picture">
+                <pic:pic xmlns:pic="http://schemas.openxmlformats.org/drawingml/2006/picture">
+                  <pic:nvPicPr>
+                    <pic:cNvPr id="40" name="Picture 24"/>
+                    <pic:cNvPicPr>
+                      <a:picLocks noChangeAspect="1"/>
+                    </pic:cNvPicPr>
+                  </pic:nvPicPr>
+                  <pic:blipFill>
+                    <a:blip r:embed="rId55"/>
+                    <a:stretch>
+                      <a:fillRect/>
+                    </a:stretch>
+                  </pic:blipFill>
+                  <pic:spPr>
+                    <a:xfrm>
+                      <a:off x="0" y="0"/>
+                      <a:ext cx="3676650" cy="8477250"/>
+                    </a:xfrm>
+                    <a:prstGeom prst="rect">
+                      <a:avLst/>
+                    </a:prstGeom>
+                    <a:noFill/>
+                    <a:ln>
+                      <a:noFill/>
+                    </a:ln>
+                  </pic:spPr>
+                </pic:pic>
+              </a:graphicData>
+            </a:graphic>
+          </wp:inline>
+        </w:drawing>
+      </w:r>
+    </w:p>
+    <w:p/>
+    <w:p>
+      <w:pPr>
+        <w:rPr>
+          <w:rFonts w:hint="default"/>
+          <w:lang w:val="en-US"/>
+        </w:rPr>
+      </w:pPr>
+      <w:r>
+        <w:drawing>
+          <wp:inline distT="0" distB="0" distL="114300" distR="114300">
+            <wp:extent cx="5265420" cy="3604895"/>
+            <wp:effectExtent l="0" t="0" r="7620" b="6985"/>
+            <wp:docPr id="58" name="Picture 42"/>
+            <wp:cNvGraphicFramePr>
+              <a:graphicFrameLocks xmlns:a="http://schemas.openxmlformats.org/drawingml/2006/main" noChangeAspect="1"/>
+            </wp:cNvGraphicFramePr>
+            <a:graphic xmlns:a="http://schemas.openxmlformats.org/drawingml/2006/main">
+              <a:graphicData uri="http://schemas.openxmlformats.org/drawingml/2006/picture">
+                <pic:pic xmlns:pic="http://schemas.openxmlformats.org/drawingml/2006/picture">
+                  <pic:nvPicPr>
+                    <pic:cNvPr id="58" name="Picture 42"/>
+                    <pic:cNvPicPr>
+                      <a:picLocks noChangeAspect="1"/>
+                    </pic:cNvPicPr>
+                  </pic:nvPicPr>
+                  <pic:blipFill>
+                    <a:blip r:embed="rId56"/>
+                    <a:stretch>
+                      <a:fillRect/>
+                    </a:stretch>
+                  </pic:blipFill>
+                  <pic:spPr>
+                    <a:xfrm>
+                      <a:off x="0" y="0"/>
+                      <a:ext cx="5265420" cy="3604895"/>
+                    </a:xfrm>
+                    <a:prstGeom prst="rect">
+                      <a:avLst/>
+                    </a:prstGeom>
+                    <a:noFill/>
+                    <a:ln>
+                      <a:noFill/>
+                    </a:ln>
+                  </pic:spPr>
+                </pic:pic>
+              </a:graphicData>
+            </a:graphic>
+          </wp:inline>
+        </w:drawing>
       </w:r>
     </w:p>
     <w:p>
@@ -5095,16 +6619,6 @@
       </w:r>
     </w:p>
     <w:p>
-      <w:pPr>
-        <w:rPr>
-          <w:rFonts w:hint="default" w:ascii="Times New Roman" w:hAnsi="Times New Roman" w:cs="Times New Roman"/>
-          <w:b w:val="0"/>
-          <w:bCs w:val="0"/>
-          <w:sz w:val="28"/>
-          <w:szCs w:val="28"/>
-          <w:lang w:val="en-US"/>
-        </w:rPr>
-      </w:pPr>
       <w:r>
         <w:rPr>
           <w:rFonts w:hint="default" w:ascii="Times New Roman" w:hAnsi="Times New Roman" w:cs="Times New Roman"/>
@@ -5128,50 +6642,208 @@
         <w:t>Chạy 2 container có thể giao tiếp với nhau trong một mạng riêng.</w:t>
       </w:r>
       <w:r>
-        <w:rPr>
-          <w:rFonts w:hint="default" w:ascii="Times New Roman" w:hAnsi="Times New Roman" w:cs="Times New Roman"/>
-          <w:b w:val="0"/>
-          <w:bCs w:val="0"/>
-          <w:sz w:val="28"/>
-          <w:szCs w:val="28"/>
-          <w:lang w:val="en-US"/>
-        </w:rPr>
-        <w:tab/>
-      </w:r>
-      <w:r>
-        <w:rPr>
-          <w:rFonts w:hint="default" w:ascii="Times New Roman" w:hAnsi="Times New Roman" w:cs="Times New Roman"/>
-          <w:b w:val="0"/>
-          <w:bCs w:val="0"/>
-          <w:sz w:val="28"/>
-          <w:szCs w:val="28"/>
-          <w:lang w:val="en-US"/>
-        </w:rPr>
-        <w:tab/>
-      </w:r>
-      <w:r>
-        <w:rPr>
-          <w:rFonts w:hint="default" w:ascii="Times New Roman" w:hAnsi="Times New Roman" w:cs="Times New Roman"/>
-          <w:b w:val="0"/>
-          <w:bCs w:val="0"/>
-          <w:sz w:val="28"/>
-          <w:szCs w:val="28"/>
-          <w:lang w:val="en-US"/>
-        </w:rPr>
-        <w:tab/>
-      </w:r>
-    </w:p>
-    <w:p>
-      <w:pPr>
-        <w:rPr>
-          <w:rFonts w:hint="default" w:ascii="Times New Roman" w:hAnsi="Times New Roman" w:cs="Times New Roman"/>
-          <w:b w:val="0"/>
-          <w:bCs w:val="0"/>
-          <w:sz w:val="28"/>
-          <w:szCs w:val="28"/>
-          <w:lang w:val="en-US"/>
-        </w:rPr>
-      </w:pPr>
+        <w:drawing>
+          <wp:inline distT="0" distB="0" distL="114300" distR="114300">
+            <wp:extent cx="5268595" cy="7041515"/>
+            <wp:effectExtent l="0" t="0" r="4445" b="14605"/>
+            <wp:docPr id="41" name="Picture 25"/>
+            <wp:cNvGraphicFramePr>
+              <a:graphicFrameLocks xmlns:a="http://schemas.openxmlformats.org/drawingml/2006/main" noChangeAspect="1"/>
+            </wp:cNvGraphicFramePr>
+            <a:graphic xmlns:a="http://schemas.openxmlformats.org/drawingml/2006/main">
+              <a:graphicData uri="http://schemas.openxmlformats.org/drawingml/2006/picture">
+                <pic:pic xmlns:pic="http://schemas.openxmlformats.org/drawingml/2006/picture">
+                  <pic:nvPicPr>
+                    <pic:cNvPr id="41" name="Picture 25"/>
+                    <pic:cNvPicPr>
+                      <a:picLocks noChangeAspect="1"/>
+                    </pic:cNvPicPr>
+                  </pic:nvPicPr>
+                  <pic:blipFill>
+                    <a:blip r:embed="rId57"/>
+                    <a:stretch>
+                      <a:fillRect/>
+                    </a:stretch>
+                  </pic:blipFill>
+                  <pic:spPr>
+                    <a:xfrm>
+                      <a:off x="0" y="0"/>
+                      <a:ext cx="5268595" cy="7041515"/>
+                    </a:xfrm>
+                    <a:prstGeom prst="rect">
+                      <a:avLst/>
+                    </a:prstGeom>
+                    <a:noFill/>
+                    <a:ln>
+                      <a:noFill/>
+                    </a:ln>
+                  </pic:spPr>
+                </pic:pic>
+              </a:graphicData>
+            </a:graphic>
+          </wp:inline>
+        </w:drawing>
+      </w:r>
+    </w:p>
+    <w:p/>
+    <w:p>
+      <w:r>
+        <w:drawing>
+          <wp:inline distT="0" distB="0" distL="114300" distR="114300">
+            <wp:extent cx="5270500" cy="6835140"/>
+            <wp:effectExtent l="0" t="0" r="2540" b="7620"/>
+            <wp:docPr id="42" name="Picture 26"/>
+            <wp:cNvGraphicFramePr>
+              <a:graphicFrameLocks xmlns:a="http://schemas.openxmlformats.org/drawingml/2006/main" noChangeAspect="1"/>
+            </wp:cNvGraphicFramePr>
+            <a:graphic xmlns:a="http://schemas.openxmlformats.org/drawingml/2006/main">
+              <a:graphicData uri="http://schemas.openxmlformats.org/drawingml/2006/picture">
+                <pic:pic xmlns:pic="http://schemas.openxmlformats.org/drawingml/2006/picture">
+                  <pic:nvPicPr>
+                    <pic:cNvPr id="42" name="Picture 26"/>
+                    <pic:cNvPicPr>
+                      <a:picLocks noChangeAspect="1"/>
+                    </pic:cNvPicPr>
+                  </pic:nvPicPr>
+                  <pic:blipFill>
+                    <a:blip r:embed="rId58"/>
+                    <a:stretch>
+                      <a:fillRect/>
+                    </a:stretch>
+                  </pic:blipFill>
+                  <pic:spPr>
+                    <a:xfrm>
+                      <a:off x="0" y="0"/>
+                      <a:ext cx="5270500" cy="6835140"/>
+                    </a:xfrm>
+                    <a:prstGeom prst="rect">
+                      <a:avLst/>
+                    </a:prstGeom>
+                    <a:noFill/>
+                    <a:ln>
+                      <a:noFill/>
+                    </a:ln>
+                  </pic:spPr>
+                </pic:pic>
+              </a:graphicData>
+            </a:graphic>
+          </wp:inline>
+        </w:drawing>
+      </w:r>
+    </w:p>
+    <w:p>
+      <w:r>
+        <w:drawing>
+          <wp:inline distT="0" distB="0" distL="114300" distR="114300">
+            <wp:extent cx="5273675" cy="7000240"/>
+            <wp:effectExtent l="0" t="0" r="14605" b="10160"/>
+            <wp:docPr id="43" name="Picture 27"/>
+            <wp:cNvGraphicFramePr>
+              <a:graphicFrameLocks xmlns:a="http://schemas.openxmlformats.org/drawingml/2006/main" noChangeAspect="1"/>
+            </wp:cNvGraphicFramePr>
+            <a:graphic xmlns:a="http://schemas.openxmlformats.org/drawingml/2006/main">
+              <a:graphicData uri="http://schemas.openxmlformats.org/drawingml/2006/picture">
+                <pic:pic xmlns:pic="http://schemas.openxmlformats.org/drawingml/2006/picture">
+                  <pic:nvPicPr>
+                    <pic:cNvPr id="43" name="Picture 27"/>
+                    <pic:cNvPicPr>
+                      <a:picLocks noChangeAspect="1"/>
+                    </pic:cNvPicPr>
+                  </pic:nvPicPr>
+                  <pic:blipFill>
+                    <a:blip r:embed="rId59"/>
+                    <a:stretch>
+                      <a:fillRect/>
+                    </a:stretch>
+                  </pic:blipFill>
+                  <pic:spPr>
+                    <a:xfrm>
+                      <a:off x="0" y="0"/>
+                      <a:ext cx="5273675" cy="7000240"/>
+                    </a:xfrm>
+                    <a:prstGeom prst="rect">
+                      <a:avLst/>
+                    </a:prstGeom>
+                    <a:noFill/>
+                    <a:ln>
+                      <a:noFill/>
+                    </a:ln>
+                  </pic:spPr>
+                </pic:pic>
+              </a:graphicData>
+            </a:graphic>
+          </wp:inline>
+        </w:drawing>
+      </w:r>
+    </w:p>
+    <w:p/>
+    <w:p>
+      <w:r>
+        <w:drawing>
+          <wp:inline distT="0" distB="0" distL="114300" distR="114300">
+            <wp:extent cx="5267325" cy="733425"/>
+            <wp:effectExtent l="0" t="0" r="5715" b="13335"/>
+            <wp:docPr id="59" name="Picture 43"/>
+            <wp:cNvGraphicFramePr>
+              <a:graphicFrameLocks xmlns:a="http://schemas.openxmlformats.org/drawingml/2006/main" noChangeAspect="1"/>
+            </wp:cNvGraphicFramePr>
+            <a:graphic xmlns:a="http://schemas.openxmlformats.org/drawingml/2006/main">
+              <a:graphicData uri="http://schemas.openxmlformats.org/drawingml/2006/picture">
+                <pic:pic xmlns:pic="http://schemas.openxmlformats.org/drawingml/2006/picture">
+                  <pic:nvPicPr>
+                    <pic:cNvPr id="59" name="Picture 43"/>
+                    <pic:cNvPicPr>
+                      <a:picLocks noChangeAspect="1"/>
+                    </pic:cNvPicPr>
+                  </pic:nvPicPr>
+                  <pic:blipFill>
+                    <a:blip r:embed="rId60"/>
+                    <a:stretch>
+                      <a:fillRect/>
+                    </a:stretch>
+                  </pic:blipFill>
+                  <pic:spPr>
+                    <a:xfrm>
+                      <a:off x="0" y="0"/>
+                      <a:ext cx="5267325" cy="733425"/>
+                    </a:xfrm>
+                    <a:prstGeom prst="rect">
+                      <a:avLst/>
+                    </a:prstGeom>
+                    <a:noFill/>
+                    <a:ln>
+                      <a:noFill/>
+                    </a:ln>
+                  </pic:spPr>
+                </pic:pic>
+              </a:graphicData>
+            </a:graphic>
+          </wp:inline>
+        </w:drawing>
+      </w:r>
+    </w:p>
+    <w:p>
+      <w:pPr>
+        <w:rPr>
+          <w:rFonts w:hint="default" w:ascii="Times New Roman" w:hAnsi="Times New Roman" w:cs="Times New Roman"/>
+          <w:b w:val="0"/>
+          <w:bCs w:val="0"/>
+          <w:sz w:val="28"/>
+          <w:szCs w:val="28"/>
+          <w:lang w:val="en-US"/>
+        </w:rPr>
+      </w:pPr>
+      <w:r>
+        <w:rPr>
+          <w:rFonts w:hint="default" w:ascii="Times New Roman" w:hAnsi="Times New Roman" w:cs="Times New Roman"/>
+          <w:b w:val="0"/>
+          <w:bCs w:val="0"/>
+          <w:sz w:val="28"/>
+          <w:szCs w:val="28"/>
+          <w:lang w:val="en-US"/>
+        </w:rPr>
+        <w:tab/>
+      </w:r>
       <w:r>
         <w:rPr>
           <w:rFonts w:hint="default" w:ascii="Times New Roman" w:hAnsi="Times New Roman" w:cs="Times New Roman"/>
@@ -5386,16 +7058,149 @@
       </w:r>
     </w:p>
     <w:p>
-      <w:pPr>
-        <w:rPr>
-          <w:rFonts w:hint="default" w:ascii="Times New Roman" w:hAnsi="Times New Roman" w:cs="Times New Roman"/>
-          <w:b w:val="0"/>
-          <w:bCs w:val="0"/>
-          <w:sz w:val="28"/>
-          <w:szCs w:val="28"/>
-          <w:lang w:val="en-US"/>
-        </w:rPr>
-      </w:pPr>
+      <w:r>
+        <w:drawing>
+          <wp:inline distT="0" distB="0" distL="114300" distR="114300">
+            <wp:extent cx="4981575" cy="8743950"/>
+            <wp:effectExtent l="0" t="0" r="1905" b="3810"/>
+            <wp:docPr id="44" name="Picture 28"/>
+            <wp:cNvGraphicFramePr>
+              <a:graphicFrameLocks xmlns:a="http://schemas.openxmlformats.org/drawingml/2006/main" noChangeAspect="1"/>
+            </wp:cNvGraphicFramePr>
+            <a:graphic xmlns:a="http://schemas.openxmlformats.org/drawingml/2006/main">
+              <a:graphicData uri="http://schemas.openxmlformats.org/drawingml/2006/picture">
+                <pic:pic xmlns:pic="http://schemas.openxmlformats.org/drawingml/2006/picture">
+                  <pic:nvPicPr>
+                    <pic:cNvPr id="44" name="Picture 28"/>
+                    <pic:cNvPicPr>
+                      <a:picLocks noChangeAspect="1"/>
+                    </pic:cNvPicPr>
+                  </pic:nvPicPr>
+                  <pic:blipFill>
+                    <a:blip r:embed="rId61"/>
+                    <a:stretch>
+                      <a:fillRect/>
+                    </a:stretch>
+                  </pic:blipFill>
+                  <pic:spPr>
+                    <a:xfrm>
+                      <a:off x="0" y="0"/>
+                      <a:ext cx="4981575" cy="8743950"/>
+                    </a:xfrm>
+                    <a:prstGeom prst="rect">
+                      <a:avLst/>
+                    </a:prstGeom>
+                    <a:noFill/>
+                    <a:ln>
+                      <a:noFill/>
+                    </a:ln>
+                  </pic:spPr>
+                </pic:pic>
+              </a:graphicData>
+            </a:graphic>
+          </wp:inline>
+        </w:drawing>
+      </w:r>
+    </w:p>
+    <w:p/>
+    <w:p>
+      <w:r>
+        <w:drawing>
+          <wp:inline distT="0" distB="0" distL="114300" distR="114300">
+            <wp:extent cx="5264150" cy="703580"/>
+            <wp:effectExtent l="0" t="0" r="8890" b="12700"/>
+            <wp:docPr id="60" name="Picture 44"/>
+            <wp:cNvGraphicFramePr>
+              <a:graphicFrameLocks xmlns:a="http://schemas.openxmlformats.org/drawingml/2006/main" noChangeAspect="1"/>
+            </wp:cNvGraphicFramePr>
+            <a:graphic xmlns:a="http://schemas.openxmlformats.org/drawingml/2006/main">
+              <a:graphicData uri="http://schemas.openxmlformats.org/drawingml/2006/picture">
+                <pic:pic xmlns:pic="http://schemas.openxmlformats.org/drawingml/2006/picture">
+                  <pic:nvPicPr>
+                    <pic:cNvPr id="60" name="Picture 44"/>
+                    <pic:cNvPicPr>
+                      <a:picLocks noChangeAspect="1"/>
+                    </pic:cNvPicPr>
+                  </pic:nvPicPr>
+                  <pic:blipFill>
+                    <a:blip r:embed="rId62"/>
+                    <a:stretch>
+                      <a:fillRect/>
+                    </a:stretch>
+                  </pic:blipFill>
+                  <pic:spPr>
+                    <a:xfrm>
+                      <a:off x="0" y="0"/>
+                      <a:ext cx="5264150" cy="703580"/>
+                    </a:xfrm>
+                    <a:prstGeom prst="rect">
+                      <a:avLst/>
+                    </a:prstGeom>
+                    <a:noFill/>
+                    <a:ln>
+                      <a:noFill/>
+                    </a:ln>
+                  </pic:spPr>
+                </pic:pic>
+              </a:graphicData>
+            </a:graphic>
+          </wp:inline>
+        </w:drawing>
+      </w:r>
+      <w:bookmarkStart w:id="0" w:name="_GoBack"/>
+      <w:bookmarkEnd w:id="0"/>
+    </w:p>
+    <w:p/>
+    <w:p>
+      <w:pPr>
+        <w:rPr>
+          <w:rFonts w:hint="default"/>
+          <w:lang w:val="en-US"/>
+        </w:rPr>
+      </w:pPr>
+      <w:r>
+        <w:drawing>
+          <wp:inline distT="0" distB="0" distL="114300" distR="114300">
+            <wp:extent cx="5267325" cy="449580"/>
+            <wp:effectExtent l="0" t="0" r="5715" b="7620"/>
+            <wp:docPr id="61" name="Picture 45"/>
+            <wp:cNvGraphicFramePr>
+              <a:graphicFrameLocks xmlns:a="http://schemas.openxmlformats.org/drawingml/2006/main" noChangeAspect="1"/>
+            </wp:cNvGraphicFramePr>
+            <a:graphic xmlns:a="http://schemas.openxmlformats.org/drawingml/2006/main">
+              <a:graphicData uri="http://schemas.openxmlformats.org/drawingml/2006/picture">
+                <pic:pic xmlns:pic="http://schemas.openxmlformats.org/drawingml/2006/picture">
+                  <pic:nvPicPr>
+                    <pic:cNvPr id="61" name="Picture 45"/>
+                    <pic:cNvPicPr>
+                      <a:picLocks noChangeAspect="1"/>
+                    </pic:cNvPicPr>
+                  </pic:nvPicPr>
+                  <pic:blipFill>
+                    <a:blip r:embed="rId63"/>
+                    <a:stretch>
+                      <a:fillRect/>
+                    </a:stretch>
+                  </pic:blipFill>
+                  <pic:spPr>
+                    <a:xfrm>
+                      <a:off x="0" y="0"/>
+                      <a:ext cx="5267325" cy="449580"/>
+                    </a:xfrm>
+                    <a:prstGeom prst="rect">
+                      <a:avLst/>
+                    </a:prstGeom>
+                    <a:noFill/>
+                    <a:ln>
+                      <a:noFill/>
+                    </a:ln>
+                  </pic:spPr>
+                </pic:pic>
+              </a:graphicData>
+            </a:graphic>
+          </wp:inline>
+        </w:drawing>
+      </w:r>
     </w:p>
     <w:p>
       <w:pPr>
@@ -10828,8 +12633,6 @@
         </w:rPr>
         <w:tab/>
       </w:r>
-      <w:bookmarkStart w:id="0" w:name="_GoBack"/>
-      <w:bookmarkEnd w:id="0"/>
     </w:p>
     <w:p>
       <w:pPr>
